--- a/prac3-EpiR-2026.docx
+++ b/prac3-EpiR-2026.docx
@@ -7,7 +7,31 @@
         <w:pStyle w:val="Title"/>
       </w:pPr>
       <w:r>
-        <w:t xml:space="preserve">Epidemiologic data analysis using R</w:t>
+        <w:t xml:space="preserve">Epidemiologic</w:t>
+      </w:r>
+      <w:r>
+        <w:t xml:space="preserve"> </w:t>
+      </w:r>
+      <w:r>
+        <w:t xml:space="preserve">data</w:t>
+      </w:r>
+      <w:r>
+        <w:t xml:space="preserve"> </w:t>
+      </w:r>
+      <w:r>
+        <w:t xml:space="preserve">analysis</w:t>
+      </w:r>
+      <w:r>
+        <w:t xml:space="preserve"> </w:t>
+      </w:r>
+      <w:r>
+        <w:t xml:space="preserve">using</w:t>
+      </w:r>
+      <w:r>
+        <w:t xml:space="preserve"> </w:t>
+      </w:r>
+      <w:r>
+        <w:t xml:space="preserve">R</w:t>
       </w:r>
     </w:p>
     <w:p>
@@ -15,7 +39,13 @@
         <w:pStyle w:val="Subtitle"/>
       </w:pPr>
       <w:r>
-        <w:t xml:space="preserve">Practicals 3</w:t>
+        <w:t xml:space="preserve">Practicals</w:t>
+      </w:r>
+      <w:r>
+        <w:t xml:space="preserve"> </w:t>
+      </w:r>
+      <w:r>
+        <w:t xml:space="preserve">3</w:t>
       </w:r>
     </w:p>
     <w:p>
@@ -23,7 +53,43 @@
         <w:pStyle w:val="Author"/>
       </w:pPr>
       <w:r>
-        <w:t xml:space="preserve">Faculty of Social Sciences, University of Tampere</w:t>
+        <w:t xml:space="preserve">Faculty</w:t>
+      </w:r>
+      <w:r>
+        <w:t xml:space="preserve"> </w:t>
+      </w:r>
+      <w:r>
+        <w:t xml:space="preserve">of</w:t>
+      </w:r>
+      <w:r>
+        <w:t xml:space="preserve"> </w:t>
+      </w:r>
+      <w:r>
+        <w:t xml:space="preserve">Social</w:t>
+      </w:r>
+      <w:r>
+        <w:t xml:space="preserve"> </w:t>
+      </w:r>
+      <w:r>
+        <w:t xml:space="preserve">Sciences,</w:t>
+      </w:r>
+      <w:r>
+        <w:t xml:space="preserve"> </w:t>
+      </w:r>
+      <w:r>
+        <w:t xml:space="preserve">University</w:t>
+      </w:r>
+      <w:r>
+        <w:t xml:space="preserve"> </w:t>
+      </w:r>
+      <w:r>
+        <w:t xml:space="preserve">of</w:t>
+      </w:r>
+      <w:r>
+        <w:t xml:space="preserve"> </w:t>
+      </w:r>
+      <w:r>
+        <w:t xml:space="preserve">Tampere</w:t>
       </w:r>
     </w:p>
     <w:p>
@@ -39,7 +105,31 @@
         <w:pStyle w:val="Author"/>
       </w:pPr>
       <w:r>
-        <w:t xml:space="preserve">Janne Pitkäniemi</w:t>
+        <w:t xml:space="preserve">Janne</w:t>
+      </w:r>
+      <w:r>
+        <w:t xml:space="preserve"> </w:t>
+      </w:r>
+      <w:r>
+        <w:t xml:space="preserve">Pitkäniemi</w:t>
+      </w:r>
+      <w:r>
+        <w:t xml:space="preserve"> </w:t>
+      </w:r>
+      <w:r>
+        <w:t xml:space="preserve">/</w:t>
+      </w:r>
+      <w:r>
+        <w:t xml:space="preserve"> </w:t>
+      </w:r>
+      <w:r>
+        <w:t xml:space="preserve">Karri</w:t>
+      </w:r>
+      <w:r>
+        <w:t xml:space="preserve"> </w:t>
+      </w:r>
+      <w:r>
+        <w:t xml:space="preserve">Seppä</w:t>
       </w:r>
     </w:p>
     <w:p>
@@ -47,7 +137,7 @@
         <w:pStyle w:val="Date"/>
       </w:pPr>
       <w:r>
-        <w:t xml:space="preserve">11.03.2026</w:t>
+        <w:t xml:space="preserve">20.03.2026</w:t>
       </w:r>
     </w:p>
     <w:bookmarkStart w:id="20" w:name="topics-of-practical-3"/>
@@ -69,11 +159,11 @@
     </w:p>
     <w:p>
       <w:pPr>
-        <w:pStyle w:val="Compact"/>
         <w:numPr>
           <w:ilvl w:val="0"/>
           <w:numId w:val="1001"/>
         </w:numPr>
+        <w:pStyle w:val="Compact"/>
       </w:pPr>
       <w:r>
         <w:t xml:space="preserve">tabulation of cases, person-years and rates from individual data</w:t>
@@ -81,11 +171,11 @@
     </w:p>
     <w:p>
       <w:pPr>
-        <w:pStyle w:val="Compact"/>
         <w:numPr>
           <w:ilvl w:val="0"/>
           <w:numId w:val="1001"/>
         </w:numPr>
+        <w:pStyle w:val="Compact"/>
       </w:pPr>
       <w:r>
         <w:t xml:space="preserve">crude and adjusted rate ratio estimation by Poisson regression</w:t>
@@ -114,7 +204,7 @@
         <w:pStyle w:val="BodyText"/>
       </w:pPr>
       <w:r>
-        <w:t xml:space="preserve">The diet data frame has 337 rows and 14 columns. The data concern a subsample of subjects drawn from larger cohort studies of the incidence of coronary heart disease (CHD). These subjects had all completed a 7-day weighed dietary survey while taking part in validation studies of dietary questionnaire methods. Upon the closure of the MRC Social Medicine Unit, from where these studies were directed, it was found that 46 CHD events had occurred in this group, thus allowing a serendipitous study of the relationship between diet and the incidence of CHD.</w:t>
+        <w:t xml:space="preserve">The data concern a subsample of subjects drawn from larger cohort studies of the incidence of coronary heart disease (CHD). These subjects had all completed a 7-day weighed dietary survey while taking part in validation studies of dietary questionnaire methods. Upon the closure of the MRC Social Medicine Unit, from where these studies were directed, it was found that 46 CHD events had occurred in this group, thus allowing a serendipitous study of the relationship between diet and the incidence of CHD.</w:t>
       </w:r>
     </w:p>
     <w:p>
@@ -130,7 +220,7 @@
         <w:pStyle w:val="BodyText"/>
       </w:pPr>
       <w:r>
-        <w:t xml:space="preserve">This data frame contains the following columns:</w:t>
+        <w:t xml:space="preserve">The diet data frame has 337 rows and the following 15 columns:</w:t>
       </w:r>
     </w:p>
     <w:p>
@@ -153,7 +243,7 @@
         <w:rPr>
           <w:rStyle w:val="FunctionTok"/>
         </w:rPr>
-        <w:t xml:space="preserve">data.frame</w:t>
+        <w:t xml:space="preserve">read.table</w:t>
       </w:r>
       <w:r>
         <w:rPr>
@@ -180,7 +270,7 @@
         <w:rPr>
           <w:rStyle w:val="StringTok"/>
         </w:rPr>
-        <w:t xml:space="preserve">id:  subject identifier, a numeric vector.</w:t>
+        <w:t xml:space="preserve">id:    subject identifier, a numeric vector.</w:t>
       </w:r>
       <w:r>
         <w:br/>
@@ -216,7 +306,7 @@
         <w:rPr>
           <w:rStyle w:val="StringTok"/>
         </w:rPr>
-        <w:t xml:space="preserve">y:   - number of years at risk, a numeric vector.</w:t>
+        <w:t xml:space="preserve">y:     number of years at risk, a numeric vector.</w:t>
       </w:r>
       <w:r>
         <w:br/>
@@ -361,26 +451,6 @@
         <w:t xml:space="preserve">The data are described and used extensively by Clayton and Hills, Statistical Models in Epidemiology, Oxford University Press, Oxford:1993. They were rescued from destruction by David Clayton and reentered from paper printouts.</w:t>
       </w:r>
     </w:p>
-    <w:p>
-      <w:pPr>
-        <w:pStyle w:val="BodyText"/>
-      </w:pPr>
-      <w:r>
-        <w:t xml:space="preserve">The data concern a subsample of subjects drawn from larger cohort studies of the incidence of coronary heart disease (CHD). These subjects had all completed a 7-day weighed dietary survey while taking part in validation studies of dietary questionnaire methods. Upon the closure of the MRC Social Medicine Unit,</w:t>
-      </w:r>
-      <w:r>
-        <w:t xml:space="preserve"> </w:t>
-      </w:r>
-      <w:r>
-        <w:t xml:space="preserve">from where these studies were directed, it was found that 46 CHD events had occurred in this group, thus allowing a serendipitous study of the relationship between diet and the incidence</w:t>
-      </w:r>
-      <w:r>
-        <w:t xml:space="preserve"> </w:t>
-      </w:r>
-      <w:r>
-        <w:t xml:space="preserve">of CHD.</w:t>
-      </w:r>
-    </w:p>
     <w:bookmarkStart w:id="21" w:name="exploring-the-data."/>
     <w:p>
       <w:pPr>
@@ -392,14 +462,14 @@
     </w:p>
     <w:p>
       <w:pPr>
-        <w:pStyle w:val="Compact"/>
         <w:numPr>
           <w:ilvl w:val="0"/>
           <w:numId w:val="1002"/>
         </w:numPr>
-      </w:pPr>
-      <w:r>
-        <w:t xml:space="preserve">Load the diet to R data frame, see what’s in there, and attach:</w:t>
+        <w:pStyle w:val="Compact"/>
+      </w:pPr>
+      <w:r>
+        <w:t xml:space="preserve">Load the diet to R data frame, see what’s in there:</w:t>
       </w:r>
     </w:p>
     <w:p>
@@ -438,37 +508,42 @@
       </w:r>
       <w:r>
         <w:rPr>
-          <w:rStyle w:val="FunctionTok"/>
-        </w:rPr>
-        <w:t xml:space="preserve">attach</w:t>
-      </w:r>
-      <w:r>
-        <w:rPr>
-          <w:rStyle w:val="NormalTok"/>
-        </w:rPr>
-        <w:t xml:space="preserve">(diet) </w:t>
-      </w:r>
-    </w:p>
-    <w:p>
-      <w:pPr>
-        <w:pStyle w:val="Compact"/>
+          <w:rStyle w:val="NormalTok"/>
+        </w:rPr>
+        <w:t xml:space="preserve">?diet </w:t>
+      </w:r>
+      <w:r>
+        <w:br/>
+      </w:r>
+      <w:r>
+        <w:rPr>
+          <w:rStyle w:val="FunctionTok"/>
+        </w:rPr>
+        <w:t xml:space="preserve">head</w:t>
+      </w:r>
+      <w:r>
+        <w:rPr>
+          <w:rStyle w:val="NormalTok"/>
+        </w:rPr>
+        <w:t xml:space="preserve">(diet)</w:t>
+      </w:r>
+    </w:p>
+    <w:p>
+      <w:pPr>
         <w:numPr>
           <w:ilvl w:val="0"/>
           <w:numId w:val="1003"/>
         </w:numPr>
-      </w:pPr>
-      <w:r>
-        <w:t xml:space="preserve">The outcome event of interest is the first occurrence of coronary heart disease, this variable being named chd and coded 1 and 0. The person-time variable is y from the individual</w:t>
-      </w:r>
-      <w:r>
-        <w:t xml:space="preserve"> </w:t>
-      </w:r>
-      <w:r>
-        <w:t xml:space="preserve">date of entry until the date of exit from the follow-up.</w:t>
-      </w:r>
-      <w:r>
-        <w:t xml:space="preserve"> </w:t>
-      </w:r>
+        <w:pStyle w:val="Compact"/>
+      </w:pPr>
+      <w:r>
+        <w:t xml:space="preserve">The outcome event of interest is the first occurrence of coronary heart disease, this variable being named chd and coded 1 and 0. The person-time variable is y from the individual date of entry until the date of exit from the follow-up.</w:t>
+      </w:r>
+    </w:p>
+    <w:p>
+      <w:pPr>
+        <w:pStyle w:val="FirstParagraph"/>
+      </w:pPr>
       <w:r>
         <w:t xml:space="preserve">NB! The numbers of cases and person-years, which are based on the data set we use in these exercises, will have somewhat different values from those given in Clayton and Hills (1993). Don’t get confused of this discrepancy.</w:t>
       </w:r>
@@ -485,31 +560,76 @@
     </w:p>
     <w:p>
       <w:pPr>
-        <w:pStyle w:val="Compact"/>
         <w:numPr>
           <w:ilvl w:val="0"/>
           <w:numId w:val="1004"/>
         </w:numPr>
-      </w:pPr>
-      <w:r>
-        <w:t xml:space="preserve">Compute the observed number of cases D, total-person time Y , and the overall CHD incidence rate (per 1000 years) in this cohort. Display the values of these simultaneously</w:t>
-      </w:r>
-      <w:r>
+        <w:pStyle w:val="Compact"/>
+      </w:pPr>
+      <w:r>
+        <w:t xml:space="preserve">Compute the observed number of cases D, total-person time Y, and the overall CHD incidence rate (per 1000 years) in this cohort. Display the values of these simultaneously rounding into 1 decimal:</w:t>
+      </w:r>
+    </w:p>
+    <w:p>
+      <w:pPr>
+        <w:pStyle w:val="SourceCode"/>
+      </w:pPr>
+      <w:r>
+        <w:rPr>
+          <w:rStyle w:val="NormalTok"/>
+        </w:rPr>
+        <w:t xml:space="preserve">D </w:t>
+      </w:r>
+      <w:r>
+        <w:rPr>
+          <w:rStyle w:val="OtherTok"/>
+        </w:rPr>
+        <w:t xml:space="preserve">&lt;-</w:t>
+      </w:r>
+      <w:r>
+        <w:rPr>
+          <w:rStyle w:val="NormalTok"/>
+        </w:rPr>
         <w:t xml:space="preserve"> </w:t>
       </w:r>
       <w:r>
-        <w:t xml:space="preserve">rounding into 1 decimal:</w:t>
-      </w:r>
-    </w:p>
-    <w:p>
-      <w:pPr>
-        <w:pStyle w:val="SourceCode"/>
-      </w:pPr>
-      <w:r>
-        <w:rPr>
-          <w:rStyle w:val="NormalTok"/>
-        </w:rPr>
-        <w:t xml:space="preserve">D </w:t>
+        <w:rPr>
+          <w:rStyle w:val="FunctionTok"/>
+        </w:rPr>
+        <w:t xml:space="preserve">sum</w:t>
+      </w:r>
+      <w:r>
+        <w:rPr>
+          <w:rStyle w:val="NormalTok"/>
+        </w:rPr>
+        <w:t xml:space="preserve">( diet</w:t>
+      </w:r>
+      <w:r>
+        <w:rPr>
+          <w:rStyle w:val="SpecialCharTok"/>
+        </w:rPr>
+        <w:t xml:space="preserve">$</w:t>
+      </w:r>
+      <w:r>
+        <w:rPr>
+          <w:rStyle w:val="NormalTok"/>
+        </w:rPr>
+        <w:t xml:space="preserve">chd ) ; </w:t>
+      </w:r>
+      <w:r>
+        <w:rPr>
+          <w:rStyle w:val="CommentTok"/>
+        </w:rPr>
+        <w:t xml:space="preserve">#sum of the CHD events</w:t>
+      </w:r>
+      <w:r>
+        <w:br/>
+      </w:r>
+      <w:r>
+        <w:rPr>
+          <w:rStyle w:val="NormalTok"/>
+        </w:rPr>
+        <w:t xml:space="preserve">Y </w:t>
       </w:r>
       <w:r>
         <w:rPr>
@@ -533,16 +653,70 @@
         <w:rPr>
           <w:rStyle w:val="NormalTok"/>
         </w:rPr>
-        <w:t xml:space="preserve">( chd ) ; </w:t>
+        <w:t xml:space="preserve">( diet</w:t>
+      </w:r>
+      <w:r>
+        <w:rPr>
+          <w:rStyle w:val="SpecialCharTok"/>
+        </w:rPr>
+        <w:t xml:space="preserve">$</w:t>
+      </w:r>
+      <w:r>
+        <w:rPr>
+          <w:rStyle w:val="NormalTok"/>
+        </w:rPr>
+        <w:t xml:space="preserve">y ) ;  </w:t>
       </w:r>
       <w:r>
         <w:rPr>
           <w:rStyle w:val="CommentTok"/>
         </w:rPr>
-        <w:t xml:space="preserve">#sum of the CHD events</w:t>
-      </w:r>
-      <w:r>
-        <w:br/>
+        <w:t xml:space="preserve"># sum of the person time at risk of CHD</w:t>
+      </w:r>
+      <w:r>
+        <w:br/>
+      </w:r>
+      <w:r>
+        <w:rPr>
+          <w:rStyle w:val="NormalTok"/>
+        </w:rPr>
+        <w:t xml:space="preserve">rate </w:t>
+      </w:r>
+      <w:r>
+        <w:rPr>
+          <w:rStyle w:val="OtherTok"/>
+        </w:rPr>
+        <w:t xml:space="preserve">&lt;-</w:t>
+      </w:r>
+      <w:r>
+        <w:rPr>
+          <w:rStyle w:val="NormalTok"/>
+        </w:rPr>
+        <w:t xml:space="preserve"> </w:t>
+      </w:r>
+      <w:r>
+        <w:rPr>
+          <w:rStyle w:val="DecValTok"/>
+        </w:rPr>
+        <w:t xml:space="preserve">1000</w:t>
+      </w:r>
+      <w:r>
+        <w:rPr>
+          <w:rStyle w:val="SpecialCharTok"/>
+        </w:rPr>
+        <w:t xml:space="preserve">*</w:t>
+      </w:r>
+      <w:r>
+        <w:rPr>
+          <w:rStyle w:val="NormalTok"/>
+        </w:rPr>
+        <w:t xml:space="preserve">D</w:t>
+      </w:r>
+      <w:r>
+        <w:rPr>
+          <w:rStyle w:val="SpecialCharTok"/>
+        </w:rPr>
+        <w:t xml:space="preserve">/</w:t>
       </w:r>
       <w:r>
         <w:rPr>
@@ -552,122 +726,41 @@
       </w:r>
       <w:r>
         <w:rPr>
-          <w:rStyle w:val="OtherTok"/>
-        </w:rPr>
-        <w:t xml:space="preserve">&lt;-</w:t>
-      </w:r>
-      <w:r>
-        <w:rPr>
-          <w:rStyle w:val="NormalTok"/>
-        </w:rPr>
-        <w:t xml:space="preserve"> </w:t>
-      </w:r>
-      <w:r>
-        <w:rPr>
-          <w:rStyle w:val="FunctionTok"/>
-        </w:rPr>
-        <w:t xml:space="preserve">sum</w:t>
-      </w:r>
-      <w:r>
-        <w:rPr>
-          <w:rStyle w:val="NormalTok"/>
-        </w:rPr>
-        <w:t xml:space="preserve">( y ) ;  </w:t>
-      </w:r>
-      <w:r>
-        <w:rPr>
           <w:rStyle w:val="CommentTok"/>
         </w:rPr>
-        <w:t xml:space="preserve"># sum of the person time at risk of CHD</w:t>
-      </w:r>
-      <w:r>
-        <w:br/>
-      </w:r>
-      <w:r>
-        <w:rPr>
-          <w:rStyle w:val="NormalTok"/>
-        </w:rPr>
-        <w:t xml:space="preserve">rate </w:t>
-      </w:r>
-      <w:r>
-        <w:rPr>
-          <w:rStyle w:val="OtherTok"/>
-        </w:rPr>
-        <w:t xml:space="preserve">&lt;-</w:t>
-      </w:r>
-      <w:r>
-        <w:rPr>
-          <w:rStyle w:val="NormalTok"/>
-        </w:rPr>
-        <w:t xml:space="preserve"> </w:t>
+        <w:t xml:space="preserve"># rate per 1,000 pyrs</w:t>
+      </w:r>
+      <w:r>
+        <w:br/>
+      </w:r>
+      <w:r>
+        <w:rPr>
+          <w:rStyle w:val="FunctionTok"/>
+        </w:rPr>
+        <w:t xml:space="preserve">round</w:t>
+      </w:r>
+      <w:r>
+        <w:rPr>
+          <w:rStyle w:val="NormalTok"/>
+        </w:rPr>
+        <w:t xml:space="preserve">( </w:t>
+      </w:r>
+      <w:r>
+        <w:rPr>
+          <w:rStyle w:val="FunctionTok"/>
+        </w:rPr>
+        <w:t xml:space="preserve">c</w:t>
+      </w:r>
+      <w:r>
+        <w:rPr>
+          <w:rStyle w:val="NormalTok"/>
+        </w:rPr>
+        <w:t xml:space="preserve">(D, Y, rate), </w:t>
       </w:r>
       <w:r>
         <w:rPr>
           <w:rStyle w:val="DecValTok"/>
         </w:rPr>
-        <w:t xml:space="preserve">1000</w:t>
-      </w:r>
-      <w:r>
-        <w:rPr>
-          <w:rStyle w:val="SpecialCharTok"/>
-        </w:rPr>
-        <w:t xml:space="preserve">*</w:t>
-      </w:r>
-      <w:r>
-        <w:rPr>
-          <w:rStyle w:val="NormalTok"/>
-        </w:rPr>
-        <w:t xml:space="preserve">D</w:t>
-      </w:r>
-      <w:r>
-        <w:rPr>
-          <w:rStyle w:val="SpecialCharTok"/>
-        </w:rPr>
-        <w:t xml:space="preserve">/</w:t>
-      </w:r>
-      <w:r>
-        <w:rPr>
-          <w:rStyle w:val="NormalTok"/>
-        </w:rPr>
-        <w:t xml:space="preserve">Y </w:t>
-      </w:r>
-      <w:r>
-        <w:rPr>
-          <w:rStyle w:val="CommentTok"/>
-        </w:rPr>
-        <w:t xml:space="preserve"># rate per 1,000 pyrs</w:t>
-      </w:r>
-      <w:r>
-        <w:br/>
-      </w:r>
-      <w:r>
-        <w:rPr>
-          <w:rStyle w:val="FunctionTok"/>
-        </w:rPr>
-        <w:t xml:space="preserve">round</w:t>
-      </w:r>
-      <w:r>
-        <w:rPr>
-          <w:rStyle w:val="NormalTok"/>
-        </w:rPr>
-        <w:t xml:space="preserve">( </w:t>
-      </w:r>
-      <w:r>
-        <w:rPr>
-          <w:rStyle w:val="FunctionTok"/>
-        </w:rPr>
-        <w:t xml:space="preserve">c</w:t>
-      </w:r>
-      <w:r>
-        <w:rPr>
-          <w:rStyle w:val="NormalTok"/>
-        </w:rPr>
-        <w:t xml:space="preserve">(D, Y, rate), </w:t>
-      </w:r>
-      <w:r>
-        <w:rPr>
-          <w:rStyle w:val="DecValTok"/>
-        </w:rPr>
         <w:t xml:space="preserve">1</w:t>
       </w:r>
       <w:r>
@@ -679,11 +772,11 @@
     </w:p>
     <w:p>
       <w:pPr>
-        <w:pStyle w:val="Compact"/>
         <w:numPr>
           <w:ilvl w:val="0"/>
           <w:numId w:val="1005"/>
         </w:numPr>
+        <w:pStyle w:val="Compact"/>
       </w:pPr>
       <w:r>
         <w:t xml:space="preserve">Function stat.table() can be used to tabulate events, person-years and rates by levels of a third variable, for example job. Try:</w:t>
@@ -775,6 +868,15 @@
         <w:t xml:space="preserve">) ),               </w:t>
       </w:r>
       <w:r>
+        <w:br/>
+      </w:r>
+      <w:r>
+        <w:rPr>
+          <w:rStyle w:val="NormalTok"/>
+        </w:rPr>
+        <w:t xml:space="preserve">            </w:t>
+      </w:r>
+      <w:r>
         <w:rPr>
           <w:rStyle w:val="AttributeTok"/>
         </w:rPr>
@@ -784,7 +886,19 @@
         <w:rPr>
           <w:rStyle w:val="NormalTok"/>
         </w:rPr>
-        <w:t xml:space="preserve">T )</w:t>
+        <w:t xml:space="preserve">T, </w:t>
+      </w:r>
+      <w:r>
+        <w:rPr>
+          <w:rStyle w:val="AttributeTok"/>
+        </w:rPr>
+        <w:t xml:space="preserve">data=</w:t>
+      </w:r>
+      <w:r>
+        <w:rPr>
+          <w:rStyle w:val="NormalTok"/>
+        </w:rPr>
+        <w:t xml:space="preserve">diet )</w:t>
       </w:r>
     </w:p>
     <w:p>
@@ -797,11 +911,11 @@
     </w:p>
     <w:p>
       <w:pPr>
-        <w:pStyle w:val="Compact"/>
         <w:numPr>
           <w:ilvl w:val="0"/>
           <w:numId w:val="1006"/>
         </w:numPr>
+        <w:pStyle w:val="Compact"/>
       </w:pPr>
       <w:r>
         <w:t xml:space="preserve">Create a variable htgrp into which height is grouped in suitable intervals.</w:t>
@@ -851,7 +965,19 @@
         <w:rPr>
           <w:rStyle w:val="NormalTok"/>
         </w:rPr>
-        <w:t xml:space="preserve">( height, </w:t>
+        <w:t xml:space="preserve">( diet</w:t>
+      </w:r>
+      <w:r>
+        <w:rPr>
+          <w:rStyle w:val="SpecialCharTok"/>
+        </w:rPr>
+        <w:t xml:space="preserve">$</w:t>
+      </w:r>
+      <w:r>
+        <w:rPr>
+          <w:rStyle w:val="NormalTok"/>
+        </w:rPr>
+        <w:t xml:space="preserve">height, </w:t>
       </w:r>
       <w:r>
         <w:br/>
@@ -964,11 +1090,11 @@
     </w:p>
     <w:p>
       <w:pPr>
-        <w:pStyle w:val="Compact"/>
         <w:numPr>
           <w:ilvl w:val="0"/>
           <w:numId w:val="1007"/>
         </w:numPr>
+        <w:pStyle w:val="Compact"/>
       </w:pPr>
       <w:r>
         <w:t xml:space="preserve">See how height is associated with the incidence of CHD:</w:t>
@@ -1116,14 +1242,14 @@
     </w:p>
     <w:p>
       <w:pPr>
-        <w:pStyle w:val="Compact"/>
         <w:numPr>
           <w:ilvl w:val="0"/>
           <w:numId w:val="1008"/>
         </w:numPr>
-      </w:pPr>
-      <w:r>
-        <w:t xml:space="preserve">Find out how the rates vary between the two levels of energy.grp. Tabulate cases, personyears, and rates by energy.grp but save the table into an object with nice annotations:</w:t>
+        <w:pStyle w:val="Compact"/>
+      </w:pPr>
+      <w:r>
+        <w:t xml:space="preserve">Find out how the rates vary between the two levels of energy.grp. Tabulate cases, person-years, and rates by energy.grp but save the table into an object with nice annotations:</w:t>
       </w:r>
     </w:p>
     <w:p>
@@ -1893,6 +2019,72 @@
         </w:rPr>
         <w:t xml:space="preserve">);</w:t>
       </w:r>
+      <w:r>
+        <w:br/>
+      </w:r>
+      <w:r>
+        <w:br/>
+      </w:r>
+      <w:r>
+        <w:rPr>
+          <w:rStyle w:val="FunctionTok"/>
+        </w:rPr>
+        <w:t xml:space="preserve">paste</w:t>
+      </w:r>
+      <w:r>
+        <w:rPr>
+          <w:rStyle w:val="NormalTok"/>
+        </w:rPr>
+        <w:t xml:space="preserve">(</w:t>
+      </w:r>
+      <w:r>
+        <w:rPr>
+          <w:rStyle w:val="StringTok"/>
+        </w:rPr>
+        <w:t xml:space="preserve">"rate ratio ="</w:t>
+      </w:r>
+      <w:r>
+        <w:rPr>
+          <w:rStyle w:val="NormalTok"/>
+        </w:rPr>
+        <w:t xml:space="preserve">,rate[</w:t>
+      </w:r>
+      <w:r>
+        <w:rPr>
+          <w:rStyle w:val="DecValTok"/>
+        </w:rPr>
+        <w:t xml:space="preserve">1</w:t>
+      </w:r>
+      <w:r>
+        <w:rPr>
+          <w:rStyle w:val="NormalTok"/>
+        </w:rPr>
+        <w:t xml:space="preserve">]</w:t>
+      </w:r>
+      <w:r>
+        <w:rPr>
+          <w:rStyle w:val="SpecialCharTok"/>
+        </w:rPr>
+        <w:t xml:space="preserve">/</w:t>
+      </w:r>
+      <w:r>
+        <w:rPr>
+          <w:rStyle w:val="NormalTok"/>
+        </w:rPr>
+        <w:t xml:space="preserve">rate[</w:t>
+      </w:r>
+      <w:r>
+        <w:rPr>
+          <w:rStyle w:val="DecValTok"/>
+        </w:rPr>
+        <w:t xml:space="preserve">2</w:t>
+      </w:r>
+      <w:r>
+        <w:rPr>
+          <w:rStyle w:val="NormalTok"/>
+        </w:rPr>
+        <w:t xml:space="preserve">])</w:t>
+      </w:r>
     </w:p>
     <w:bookmarkEnd w:id="22"/>
     <w:bookmarkStart w:id="23" w:name="model-based-estimation-of-rate-ratio."/>
@@ -1906,11 +2098,11 @@
     </w:p>
     <w:p>
       <w:pPr>
-        <w:pStyle w:val="Compact"/>
         <w:numPr>
           <w:ilvl w:val="0"/>
           <w:numId w:val="1010"/>
         </w:numPr>
+        <w:pStyle w:val="Compact"/>
       </w:pPr>
       <w:r>
         <w:t xml:space="preserve">Use the command glm() with option family=poisson to find the crude rate ratio for the high energy group compared to the low energy group and see some results of this run:</w:t>
@@ -1937,8 +2129,8 @@
           <m:d>
             <m:dPr>
               <m:begChr m:val="("/>
+              <m:endChr m:val=")"/>
               <m:sepChr m:val=""/>
-              <m:endChr m:val=")"/>
               <m:grow/>
             </m:dPr>
             <m:e>
@@ -2121,9 +2313,33 @@
       </w:r>
       <w:r>
         <w:rPr>
-          <w:rStyle w:val="NormalTok"/>
-        </w:rPr>
-        <w:t xml:space="preserve">poisson,</w:t>
+          <w:rStyle w:val="FunctionTok"/>
+        </w:rPr>
+        <w:t xml:space="preserve">poisson</w:t>
+      </w:r>
+      <w:r>
+        <w:rPr>
+          <w:rStyle w:val="NormalTok"/>
+        </w:rPr>
+        <w:t xml:space="preserve">(</w:t>
+      </w:r>
+      <w:r>
+        <w:rPr>
+          <w:rStyle w:val="AttributeTok"/>
+        </w:rPr>
+        <w:t xml:space="preserve">link=</w:t>
+      </w:r>
+      <w:r>
+        <w:rPr>
+          <w:rStyle w:val="StringTok"/>
+        </w:rPr>
+        <w:t xml:space="preserve">"log"</w:t>
+      </w:r>
+      <w:r>
+        <w:rPr>
+          <w:rStyle w:val="NormalTok"/>
+        </w:rPr>
+        <w:t xml:space="preserve">),</w:t>
       </w:r>
       <w:r>
         <w:br/>
@@ -2189,6 +2405,15 @@
         <w:t xml:space="preserve">( </w:t>
       </w:r>
       <w:r>
+        <w:br/>
+      </w:r>
+      <w:r>
+        <w:rPr>
+          <w:rStyle w:val="NormalTok"/>
+        </w:rPr>
+        <w:t xml:space="preserve">  </w:t>
+      </w:r>
+      <w:r>
         <w:rPr>
           <w:rStyle w:val="FunctionTok"/>
         </w:rPr>
@@ -2249,6 +2474,15 @@
         <w:t xml:space="preserve">)], </w:t>
       </w:r>
       <w:r>
+        <w:br/>
+      </w:r>
+      <w:r>
+        <w:rPr>
+          <w:rStyle w:val="NormalTok"/>
+        </w:rPr>
+        <w:t xml:space="preserve">  </w:t>
+      </w:r>
+      <w:r>
         <w:rPr>
           <w:rStyle w:val="DecValTok"/>
         </w:rPr>
@@ -2260,6 +2494,150 @@
         </w:rPr>
         <w:t xml:space="preserve">)</w:t>
       </w:r>
+      <w:r>
+        <w:br/>
+      </w:r>
+      <w:r>
+        <w:br/>
+      </w:r>
+      <w:r>
+        <w:rPr>
+          <w:rStyle w:val="FunctionTok"/>
+        </w:rPr>
+        <w:t xml:space="preserve">round</w:t>
+      </w:r>
+      <w:r>
+        <w:rPr>
+          <w:rStyle w:val="NormalTok"/>
+        </w:rPr>
+        <w:t xml:space="preserve">( </w:t>
+      </w:r>
+      <w:r>
+        <w:br/>
+      </w:r>
+      <w:r>
+        <w:rPr>
+          <w:rStyle w:val="NormalTok"/>
+        </w:rPr>
+        <w:t xml:space="preserve">  </w:t>
+      </w:r>
+      <w:r>
+        <w:rPr>
+          <w:rStyle w:val="FunctionTok"/>
+        </w:rPr>
+        <w:t xml:space="preserve">ci.lin</w:t>
+      </w:r>
+      <w:r>
+        <w:rPr>
+          <w:rStyle w:val="NormalTok"/>
+        </w:rPr>
+        <w:t xml:space="preserve">( m0, </w:t>
+      </w:r>
+      <w:r>
+        <w:rPr>
+          <w:rStyle w:val="AttributeTok"/>
+        </w:rPr>
+        <w:t xml:space="preserve">Exp=</w:t>
+      </w:r>
+      <w:r>
+        <w:rPr>
+          <w:rStyle w:val="NormalTok"/>
+        </w:rPr>
+        <w:t xml:space="preserve">T )[ , </w:t>
+      </w:r>
+      <w:r>
+        <w:rPr>
+          <w:rStyle w:val="FunctionTok"/>
+        </w:rPr>
+        <w:t xml:space="preserve">c</w:t>
+      </w:r>
+      <w:r>
+        <w:rPr>
+          <w:rStyle w:val="NormalTok"/>
+        </w:rPr>
+        <w:t xml:space="preserve">(</w:t>
+      </w:r>
+      <w:r>
+        <w:rPr>
+          <w:rStyle w:val="DecValTok"/>
+        </w:rPr>
+        <w:t xml:space="preserve">1</w:t>
+      </w:r>
+      <w:r>
+        <w:rPr>
+          <w:rStyle w:val="NormalTok"/>
+        </w:rPr>
+        <w:t xml:space="preserve">,</w:t>
+      </w:r>
+      <w:r>
+        <w:rPr>
+          <w:rStyle w:val="DecValTok"/>
+        </w:rPr>
+        <w:t xml:space="preserve">2</w:t>
+      </w:r>
+      <w:r>
+        <w:rPr>
+          <w:rStyle w:val="NormalTok"/>
+        </w:rPr>
+        <w:t xml:space="preserve">,</w:t>
+      </w:r>
+      <w:r>
+        <w:rPr>
+          <w:rStyle w:val="DecValTok"/>
+        </w:rPr>
+        <w:t xml:space="preserve">5</w:t>
+      </w:r>
+      <w:r>
+        <w:rPr>
+          <w:rStyle w:val="NormalTok"/>
+        </w:rPr>
+        <w:t xml:space="preserve">,</w:t>
+      </w:r>
+      <w:r>
+        <w:rPr>
+          <w:rStyle w:val="DecValTok"/>
+        </w:rPr>
+        <w:t xml:space="preserve">6</w:t>
+      </w:r>
+      <w:r>
+        <w:rPr>
+          <w:rStyle w:val="NormalTok"/>
+        </w:rPr>
+        <w:t xml:space="preserve">,</w:t>
+      </w:r>
+      <w:r>
+        <w:rPr>
+          <w:rStyle w:val="DecValTok"/>
+        </w:rPr>
+        <w:t xml:space="preserve">7</w:t>
+      </w:r>
+      <w:r>
+        <w:rPr>
+          <w:rStyle w:val="NormalTok"/>
+        </w:rPr>
+        <w:t xml:space="preserve">)], </w:t>
+      </w:r>
+      <w:r>
+        <w:br/>
+      </w:r>
+      <w:r>
+        <w:rPr>
+          <w:rStyle w:val="NormalTok"/>
+        </w:rPr>
+        <w:t xml:space="preserve">  </w:t>
+      </w:r>
+      <w:r>
+        <w:rPr>
+          <w:rStyle w:val="DecValTok"/>
+        </w:rPr>
+        <w:t xml:space="preserve">4</w:t>
+      </w:r>
+      <w:r>
+        <w:rPr>
+          <w:rStyle w:val="NormalTok"/>
+        </w:rPr>
+        <w:t xml:space="preserve">)</w:t>
+      </w:r>
     </w:p>
     <w:p>
       <w:pPr>
@@ -2277,11 +2655,11 @@
     </w:p>
     <w:p>
       <w:pPr>
-        <w:pStyle w:val="Compact"/>
         <w:numPr>
           <w:ilvl w:val="0"/>
           <w:numId w:val="1011"/>
         </w:numPr>
+        <w:pStyle w:val="Compact"/>
       </w:pPr>
       <w:r>
         <w:t xml:space="preserve">Change the reference level of the energy.grp factor so that high energy consumption is the reference category using function Relevel() in the Epi package. Check the levels of</w:t>
@@ -2784,11 +3162,11 @@
     </w:p>
     <w:p>
       <w:pPr>
-        <w:pStyle w:val="Compact"/>
         <w:numPr>
           <w:ilvl w:val="0"/>
           <w:numId w:val="1012"/>
         </w:numPr>
+        <w:pStyle w:val="Compact"/>
       </w:pPr>
       <w:r>
         <w:t xml:space="preserve">Try an alternative way of fitting the Poisson model with log link and person-years as weights:</w:t>
@@ -3047,11 +3425,11 @@
     </w:p>
     <w:p>
       <w:pPr>
-        <w:pStyle w:val="Compact"/>
         <w:numPr>
           <w:ilvl w:val="0"/>
           <w:numId w:val="1013"/>
         </w:numPr>
+        <w:pStyle w:val="Compact"/>
       </w:pPr>
       <w:r>
         <w:t xml:space="preserve">Tabulate cases, person-years, and rates by energy group and height, print and look at the structure of the table:</w:t>
@@ -3397,11 +3775,11 @@
     </w:p>
     <w:p>
       <w:pPr>
-        <w:pStyle w:val="Compact"/>
         <w:numPr>
           <w:ilvl w:val="0"/>
           <w:numId w:val="1014"/>
         </w:numPr>
+        <w:pStyle w:val="Compact"/>
       </w:pPr>
       <w:r>
         <w:t xml:space="preserve">The first dimension in this array appears to refer to the three different quantities, and the rates are found as the 3rd item in this dimension, so let’s print just them:</w:t>
@@ -3450,11 +3828,11 @@
     </w:p>
     <w:p>
       <w:pPr>
-        <w:pStyle w:val="Compact"/>
         <w:numPr>
           <w:ilvl w:val="0"/>
           <w:numId w:val="1015"/>
         </w:numPr>
+        <w:pStyle w:val="Compact"/>
       </w:pPr>
       <w:r>
         <w:t xml:space="preserve">We may compute the rate ratios between the energy groups in all height strata:</w:t>
@@ -3867,7 +4245,13 @@
         <w:rPr>
           <w:rStyle w:val="NormalTok"/>
         </w:rPr>
-        <w:t xml:space="preserve">htgrp )</w:t>
+        <w:t xml:space="preserve">htgrp )  </w:t>
+      </w:r>
+      <w:r>
+        <w:rPr>
+          <w:rStyle w:val="DocumentationTok"/>
+        </w:rPr>
+        <w:t xml:space="preserve">## (eg2 + htgrp + eg2:htgrp) = eg2*htgrp </w:t>
       </w:r>
       <w:r>
         <w:br/>
@@ -4116,6 +4500,39 @@
           <w:rStyle w:val="NormalTok"/>
         </w:rPr>
         <w:t xml:space="preserve">F )</w:t>
+      </w:r>
+      <w:r>
+        <w:br/>
+      </w:r>
+      <w:r>
+        <w:rPr>
+          <w:rStyle w:val="FunctionTok"/>
+        </w:rPr>
+        <w:t xml:space="preserve">anova</w:t>
+      </w:r>
+      <w:r>
+        <w:rPr>
+          <w:rStyle w:val="NormalTok"/>
+        </w:rPr>
+        <w:t xml:space="preserve">(meh, meh2, </w:t>
+      </w:r>
+      <w:r>
+        <w:rPr>
+          <w:rStyle w:val="AttributeTok"/>
+        </w:rPr>
+        <w:t xml:space="preserve">test=</w:t>
+      </w:r>
+      <w:r>
+        <w:rPr>
+          <w:rStyle w:val="StringTok"/>
+        </w:rPr>
+        <w:t xml:space="preserve">"LRT"</w:t>
+      </w:r>
+      <w:r>
+        <w:rPr>
+          <w:rStyle w:val="NormalTok"/>
+        </w:rPr>
+        <w:t xml:space="preserve">)</w:t>
       </w:r>
     </w:p>
     <w:bookmarkEnd w:id="25"/>
@@ -4144,11 +4561,11 @@
     </w:p>
     <w:p>
       <w:pPr>
-        <w:pStyle w:val="Compact"/>
         <w:numPr>
           <w:ilvl w:val="0"/>
           <w:numId w:val="1016"/>
         </w:numPr>
+        <w:pStyle w:val="Compact"/>
       </w:pPr>
       <w:r>
         <w:t xml:space="preserve">Fit a main effects model in which the categorized height is substituted by the linear term of the original quantitative height variable.</w:t>
@@ -4377,14 +4794,14 @@
     </w:p>
     <w:p>
       <w:pPr>
-        <w:pStyle w:val="Compact"/>
         <w:numPr>
           <w:ilvl w:val="0"/>
           <w:numId w:val="1017"/>
         </w:numPr>
-      </w:pPr>
-      <w:r>
-        <w:t xml:space="preserve">The coefficient &amp; rate ratio for height appears modest when compared to those otained from the categorical model. For the purposes of more concrete interpretation of parameter estimates, it is almost always useful to perform some centering and scaling to quantitative variables. Here we choose 175 cm as the centering point and 5 cm to define the scale:</w:t>
+        <w:pStyle w:val="Compact"/>
+      </w:pPr>
+      <w:r>
+        <w:t xml:space="preserve">The coefficient &amp; rate ratio for height appears modest when compared to those obtained from the categorical model. For the purposes of more concrete interpretation of parameter estimates, it is almost always useful to perform some centering and scaling to quantitative variables. Here we choose 175 cm as the centering point and 5 cm to define the scale:</w:t>
       </w:r>
     </w:p>
     <w:p>
@@ -4694,20 +5111,26 @@
     </w:p>
     <w:p>
       <w:pPr>
-        <w:pStyle w:val="Compact"/>
         <w:numPr>
           <w:ilvl w:val="0"/>
           <w:numId w:val="1018"/>
         </w:numPr>
-      </w:pPr>
-      <w:r>
-        <w:t xml:space="preserve">Based on inspecting the tabulated rates across the height categories one might see a slight systematic deviation from linearity in the effect of height. We shall hence add the uadratic term upon the linear one to evaluate the</w:t>
+        <w:pStyle w:val="Compact"/>
+      </w:pPr>
+      <w:r>
+        <w:t xml:space="preserve">Based on inspecting the tabulated rates across the height categories one might see a slight systematic deviation from linearity in the effect of height. We shall hence add the quadratic term upon the linear one to evaluate the</w:t>
       </w:r>
       <w:r>
         <w:t xml:space="preserve"> </w:t>
       </w:r>
       <w:r>
-        <w:t xml:space="preserve">“significance”</w:t>
+        <w:t xml:space="preserve">“</w:t>
+      </w:r>
+      <w:r>
+        <w:t xml:space="preserve">significance</w:t>
+      </w:r>
+      <w:r>
+        <w:t xml:space="preserve">”</w:t>
       </w:r>
       <w:r>
         <w:t xml:space="preserve"> </w:t>
@@ -4760,7 +5183,7 @@
         <w:rPr>
           <w:rStyle w:val="NormalTok"/>
         </w:rPr>
-        <w:t xml:space="preserve">height</w:t>
+        <w:t xml:space="preserve">hei.lin</w:t>
       </w:r>
       <w:r>
         <w:rPr>
@@ -4775,6 +5198,18 @@
         <w:t xml:space="preserve">2</w:t>
       </w:r>
       <w:r>
+        <w:rPr>
+          <w:rStyle w:val="NormalTok"/>
+        </w:rPr>
+        <w:t xml:space="preserve"> </w:t>
+      </w:r>
+      <w:r>
+        <w:rPr>
+          <w:rStyle w:val="CommentTok"/>
+        </w:rPr>
+        <w:t xml:space="preserve">#use centered and scaled version of height instead of original</w:t>
+      </w:r>
+      <w:r>
         <w:br/>
       </w:r>
       <w:r>
@@ -4931,16 +5366,30 @@
         <w:rPr>
           <w:rStyle w:val="NormalTok"/>
         </w:rPr>
-        <w:t xml:space="preserve">(meh3b, meh4)</w:t>
+        <w:t xml:space="preserve">(meh3b, meh4, </w:t>
+      </w:r>
+      <w:r>
+        <w:rPr>
+          <w:rStyle w:val="AttributeTok"/>
+        </w:rPr>
+        <w:t xml:space="preserve">test=</w:t>
+      </w:r>
+      <w:r>
+        <w:rPr>
+          <w:rStyle w:val="StringTok"/>
+        </w:rPr>
+        <w:t xml:space="preserve">"LRT"</w:t>
+      </w:r>
+      <w:r>
+        <w:rPr>
+          <w:rStyle w:val="NormalTok"/>
+        </w:rPr>
+        <w:t xml:space="preserve">)</w:t>
       </w:r>
     </w:p>
     <w:bookmarkEnd w:id="26"/>
     <w:bookmarkEnd w:id="27"/>
-    <w:sectPr>
-      <w:footnotePr>
-        <w:numRestart w:val="eachSect"/>
-      </w:footnotePr>
-    </w:sectPr>
+    <w:sectPr/>
   </w:body>
 </w:document>
 </file>
@@ -4971,14 +5420,14 @@
 <file path=word/numbering.xml><?xml version="1.0" encoding="utf-8"?>
 <w:numbering xmlns:w="http://schemas.openxmlformats.org/wordprocessingml/2006/main">
   <w:abstractNum w:abstractNumId="990">
-    <w:nsid w:val="0000A990"/>
+    <w:nsid w:val="A990"/>
     <w:multiLevelType w:val="multilevel"/>
     <w:lvl w:ilvl="0">
       <w:numFmt w:val="bullet"/>
       <w:lvlText w:val=" "/>
       <w:lvlJc w:val="left"/>
       <w:pPr>
-        <w:ind w:left="720" w:hanging="360"/>
+        <w:ind w:left="720" w:hanging="480"/>
       </w:pPr>
     </w:lvl>
     <w:lvl w:ilvl="1">
@@ -4986,7 +5435,7 @@
       <w:lvlText w:val=" "/>
       <w:lvlJc w:val="left"/>
       <w:pPr>
-        <w:ind w:left="1440" w:hanging="360"/>
+        <w:ind w:left="1440" w:hanging="480"/>
       </w:pPr>
     </w:lvl>
     <w:lvl w:ilvl="2">
@@ -4994,7 +5443,7 @@
       <w:lvlText w:val=" "/>
       <w:lvlJc w:val="left"/>
       <w:pPr>
-        <w:ind w:left="2160" w:hanging="360"/>
+        <w:ind w:left="2160" w:hanging="480"/>
       </w:pPr>
     </w:lvl>
     <w:lvl w:ilvl="3">
@@ -5002,7 +5451,7 @@
       <w:lvlText w:val=" "/>
       <w:lvlJc w:val="left"/>
       <w:pPr>
-        <w:ind w:left="2880" w:hanging="360"/>
+        <w:ind w:left="2880" w:hanging="480"/>
       </w:pPr>
     </w:lvl>
     <w:lvl w:ilvl="4">
@@ -5010,7 +5459,7 @@
       <w:lvlText w:val=" "/>
       <w:lvlJc w:val="left"/>
       <w:pPr>
-        <w:ind w:left="3600" w:hanging="360"/>
+        <w:ind w:left="3600" w:hanging="480"/>
       </w:pPr>
     </w:lvl>
     <w:lvl w:ilvl="5">
@@ -5018,7 +5467,7 @@
       <w:lvlText w:val=" "/>
       <w:lvlJc w:val="left"/>
       <w:pPr>
-        <w:ind w:left="4320" w:hanging="360"/>
+        <w:ind w:left="4320" w:hanging="480"/>
       </w:pPr>
     </w:lvl>
     <w:lvl w:ilvl="6">
@@ -5026,7 +5475,7 @@
       <w:lvlText w:val=" "/>
       <w:lvlJc w:val="left"/>
       <w:pPr>
-        <w:ind w:left="5040" w:hanging="360"/>
+        <w:ind w:left="5040" w:hanging="480"/>
       </w:pPr>
     </w:lvl>
     <w:lvl w:ilvl="7">
@@ -5034,7 +5483,7 @@
       <w:lvlText w:val=" "/>
       <w:lvlJc w:val="left"/>
       <w:pPr>
-        <w:ind w:left="5760" w:hanging="360"/>
+        <w:ind w:left="5760" w:hanging="480"/>
       </w:pPr>
     </w:lvl>
     <w:lvl w:ilvl="8">
@@ -5042,115 +5491,88 @@
       <w:lvlText w:val=" "/>
       <w:lvlJc w:val="left"/>
       <w:pPr>
-        <w:ind w:left="6480" w:hanging="360"/>
+        <w:ind w:left="6480" w:hanging="480"/>
       </w:pPr>
     </w:lvl>
   </w:abstractNum>
   <w:abstractNum w:abstractNumId="991">
-    <w:nsid w:val="0000A991"/>
+    <w:nsid w:val="A991"/>
     <w:multiLevelType w:val="multilevel"/>
     <w:lvl w:ilvl="0">
       <w:numFmt w:val="bullet"/>
-      <w:lvlText w:val=""/>
+      <w:lvlText w:val="•"/>
       <w:lvlJc w:val="left"/>
       <w:pPr>
-        <w:ind w:left="720" w:hanging="360"/>
-      </w:pPr>
-      <w:rPr>
-        <w:rFonts w:ascii="Symbol" w:hAnsi="Symbol" w:cs="Symbol" w:hint="default"/>
-      </w:rPr>
+        <w:ind w:left="720" w:hanging="480"/>
+      </w:pPr>
     </w:lvl>
     <w:lvl w:ilvl="1">
       <w:numFmt w:val="bullet"/>
-      <w:lvlText w:val="o"/>
+      <w:lvlText w:val="–"/>
       <w:lvlJc w:val="left"/>
       <w:pPr>
-        <w:ind w:left="1440" w:hanging="360"/>
-      </w:pPr>
-      <w:rPr>
-        <w:rFonts w:ascii="Courier New" w:hAnsi="Courier New" w:cs="Courier New" w:hint="default"/>
-      </w:rPr>
+        <w:ind w:left="1440" w:hanging="480"/>
+      </w:pPr>
     </w:lvl>
     <w:lvl w:ilvl="2">
       <w:numFmt w:val="bullet"/>
-      <w:lvlText w:val=""/>
+      <w:lvlText w:val="•"/>
       <w:lvlJc w:val="left"/>
       <w:pPr>
-        <w:ind w:left="2160" w:hanging="360"/>
-      </w:pPr>
-      <w:rPr>
-        <w:rFonts w:ascii="Wingdings" w:hAnsi="Wingdings" w:cs="Wingdings" w:hint="default"/>
-      </w:rPr>
+        <w:ind w:left="2160" w:hanging="480"/>
+      </w:pPr>
     </w:lvl>
     <w:lvl w:ilvl="3">
       <w:numFmt w:val="bullet"/>
-      <w:lvlText w:val=""/>
+      <w:lvlText w:val="–"/>
       <w:lvlJc w:val="left"/>
       <w:pPr>
-        <w:ind w:left="2880" w:hanging="360"/>
-      </w:pPr>
-      <w:rPr>
-        <w:rFonts w:ascii="Symbol" w:hAnsi="Symbol" w:cs="Symbol" w:hint="default"/>
-      </w:rPr>
+        <w:ind w:left="2880" w:hanging="480"/>
+      </w:pPr>
     </w:lvl>
     <w:lvl w:ilvl="4">
       <w:numFmt w:val="bullet"/>
-      <w:lvlText w:val="o"/>
+      <w:lvlText w:val="•"/>
       <w:lvlJc w:val="left"/>
       <w:pPr>
-        <w:ind w:left="3600" w:hanging="360"/>
-      </w:pPr>
-      <w:rPr>
-        <w:rFonts w:ascii="Courier New" w:hAnsi="Courier New" w:cs="Courier New" w:hint="default"/>
-      </w:rPr>
+        <w:ind w:left="3600" w:hanging="480"/>
+      </w:pPr>
     </w:lvl>
     <w:lvl w:ilvl="5">
       <w:numFmt w:val="bullet"/>
-      <w:lvlText w:val=""/>
+      <w:lvlText w:val="–"/>
       <w:lvlJc w:val="left"/>
       <w:pPr>
-        <w:ind w:left="4320" w:hanging="360"/>
-      </w:pPr>
-      <w:rPr>
-        <w:rFonts w:ascii="Wingdings" w:hAnsi="Wingdings" w:cs="Wingdings" w:hint="default"/>
-      </w:rPr>
+        <w:ind w:left="4320" w:hanging="480"/>
+      </w:pPr>
     </w:lvl>
     <w:lvl w:ilvl="6">
       <w:numFmt w:val="bullet"/>
-      <w:lvlText w:val=""/>
+      <w:lvlText w:val="•"/>
       <w:lvlJc w:val="left"/>
       <w:pPr>
-        <w:ind w:left="5040" w:hanging="360"/>
-      </w:pPr>
-      <w:rPr>
-        <w:rFonts w:ascii="Symbol" w:hAnsi="Symbol" w:cs="Symbol" w:hint="default"/>
-      </w:rPr>
+        <w:ind w:left="5040" w:hanging="480"/>
+      </w:pPr>
     </w:lvl>
     <w:lvl w:ilvl="7">
       <w:numFmt w:val="bullet"/>
-      <w:lvlText w:val="o"/>
+      <w:lvlText w:val="–"/>
       <w:lvlJc w:val="left"/>
       <w:pPr>
-        <w:ind w:left="5760" w:hanging="360"/>
-      </w:pPr>
-      <w:rPr>
-        <w:rFonts w:ascii="Courier New" w:hAnsi="Courier New" w:cs="Courier New" w:hint="default"/>
-      </w:rPr>
+        <w:ind w:left="5760" w:hanging="480"/>
+      </w:pPr>
     </w:lvl>
     <w:lvl w:ilvl="8">
       <w:numFmt w:val="bullet"/>
-      <w:lvlText w:val=""/>
+      <w:lvlText w:val="•"/>
       <w:lvlJc w:val="left"/>
       <w:pPr>
-        <w:ind w:left="6480" w:hanging="360"/>
-      </w:pPr>
-      <w:rPr>
-        <w:rFonts w:ascii="Wingdings" w:hAnsi="Wingdings" w:cs="Wingdings" w:hint="default"/>
-      </w:rPr>
+        <w:ind w:left="6480" w:hanging="480"/>
+      </w:pPr>
     </w:lvl>
   </w:abstractNum>
   <w:abstractNum w:abstractNumId="99731">
-    <w:nsid w:val="00A99731"/>
+    <w:nsid w:val="A99731"/>
     <w:multiLevelType w:val="multilevel"/>
     <w:lvl w:ilvl="0">
       <w:start w:val="1"/>
@@ -5158,7 +5580,7 @@
       <w:lvlText w:val="(%1)"/>
       <w:lvlJc w:val="left"/>
       <w:pPr>
-        <w:ind w:left="720" w:hanging="360"/>
+        <w:ind w:left="720" w:hanging="480"/>
       </w:pPr>
     </w:lvl>
     <w:lvl w:ilvl="1">
@@ -5167,7 +5589,7 @@
       <w:lvlText w:val="(%2)"/>
       <w:lvlJc w:val="left"/>
       <w:pPr>
-        <w:ind w:left="1440" w:hanging="360"/>
+        <w:ind w:left="1440" w:hanging="480"/>
       </w:pPr>
     </w:lvl>
     <w:lvl w:ilvl="2">
@@ -5176,7 +5598,7 @@
       <w:lvlText w:val="(%3)"/>
       <w:lvlJc w:val="left"/>
       <w:pPr>
-        <w:ind w:left="2160" w:hanging="360"/>
+        <w:ind w:left="2160" w:hanging="480"/>
       </w:pPr>
     </w:lvl>
     <w:lvl w:ilvl="3">
@@ -5185,7 +5607,7 @@
       <w:lvlText w:val="(%4)"/>
       <w:lvlJc w:val="left"/>
       <w:pPr>
-        <w:ind w:left="2880" w:hanging="360"/>
+        <w:ind w:left="2880" w:hanging="480"/>
       </w:pPr>
     </w:lvl>
     <w:lvl w:ilvl="4">
@@ -5194,7 +5616,7 @@
       <w:lvlText w:val="(%5)"/>
       <w:lvlJc w:val="left"/>
       <w:pPr>
-        <w:ind w:left="3600" w:hanging="360"/>
+        <w:ind w:left="3600" w:hanging="480"/>
       </w:pPr>
     </w:lvl>
     <w:lvl w:ilvl="5">
@@ -5203,7 +5625,7 @@
       <w:lvlText w:val="(%6)"/>
       <w:lvlJc w:val="left"/>
       <w:pPr>
-        <w:ind w:left="4320" w:hanging="360"/>
+        <w:ind w:left="4320" w:hanging="480"/>
       </w:pPr>
     </w:lvl>
     <w:lvl w:ilvl="6">
@@ -5212,7 +5634,7 @@
       <w:lvlText w:val="(%7)"/>
       <w:lvlJc w:val="left"/>
       <w:pPr>
-        <w:ind w:left="5040" w:hanging="360"/>
+        <w:ind w:left="5040" w:hanging="480"/>
       </w:pPr>
     </w:lvl>
     <w:lvl w:ilvl="7">
@@ -5221,7 +5643,7 @@
       <w:lvlText w:val="(%8)"/>
       <w:lvlJc w:val="left"/>
       <w:pPr>
-        <w:ind w:left="5760" w:hanging="360"/>
+        <w:ind w:left="5760" w:hanging="480"/>
       </w:pPr>
     </w:lvl>
     <w:lvl w:ilvl="8">
@@ -5230,12 +5652,12 @@
       <w:lvlText w:val="(%9)"/>
       <w:lvlJc w:val="left"/>
       <w:pPr>
-        <w:ind w:left="6480" w:hanging="360"/>
+        <w:ind w:left="6480" w:hanging="480"/>
       </w:pPr>
     </w:lvl>
   </w:abstractNum>
   <w:abstractNum w:abstractNumId="99732">
-    <w:nsid w:val="00A99732"/>
+    <w:nsid w:val="A99732"/>
     <w:multiLevelType w:val="multilevel"/>
     <w:lvl w:ilvl="0">
       <w:start w:val="2"/>
@@ -5243,7 +5665,7 @@
       <w:lvlText w:val="(%1)"/>
       <w:lvlJc w:val="left"/>
       <w:pPr>
-        <w:ind w:left="720" w:hanging="360"/>
+        <w:ind w:left="720" w:hanging="480"/>
       </w:pPr>
     </w:lvl>
     <w:lvl w:ilvl="1">
@@ -5252,7 +5674,7 @@
       <w:lvlText w:val="(%2)"/>
       <w:lvlJc w:val="left"/>
       <w:pPr>
-        <w:ind w:left="1440" w:hanging="360"/>
+        <w:ind w:left="1440" w:hanging="480"/>
       </w:pPr>
     </w:lvl>
     <w:lvl w:ilvl="2">
@@ -5261,7 +5683,7 @@
       <w:lvlText w:val="(%3)"/>
       <w:lvlJc w:val="left"/>
       <w:pPr>
-        <w:ind w:left="2160" w:hanging="360"/>
+        <w:ind w:left="2160" w:hanging="480"/>
       </w:pPr>
     </w:lvl>
     <w:lvl w:ilvl="3">
@@ -5270,7 +5692,7 @@
       <w:lvlText w:val="(%4)"/>
       <w:lvlJc w:val="left"/>
       <w:pPr>
-        <w:ind w:left="2880" w:hanging="360"/>
+        <w:ind w:left="2880" w:hanging="480"/>
       </w:pPr>
     </w:lvl>
     <w:lvl w:ilvl="4">
@@ -5279,7 +5701,7 @@
       <w:lvlText w:val="(%5)"/>
       <w:lvlJc w:val="left"/>
       <w:pPr>
-        <w:ind w:left="3600" w:hanging="360"/>
+        <w:ind w:left="3600" w:hanging="480"/>
       </w:pPr>
     </w:lvl>
     <w:lvl w:ilvl="5">
@@ -5288,7 +5710,7 @@
       <w:lvlText w:val="(%6)"/>
       <w:lvlJc w:val="left"/>
       <w:pPr>
-        <w:ind w:left="4320" w:hanging="360"/>
+        <w:ind w:left="4320" w:hanging="480"/>
       </w:pPr>
     </w:lvl>
     <w:lvl w:ilvl="6">
@@ -5297,7 +5719,7 @@
       <w:lvlText w:val="(%7)"/>
       <w:lvlJc w:val="left"/>
       <w:pPr>
-        <w:ind w:left="5040" w:hanging="360"/>
+        <w:ind w:left="5040" w:hanging="480"/>
       </w:pPr>
     </w:lvl>
     <w:lvl w:ilvl="7">
@@ -5306,7 +5728,7 @@
       <w:lvlText w:val="(%8)"/>
       <w:lvlJc w:val="left"/>
       <w:pPr>
-        <w:ind w:left="5760" w:hanging="360"/>
+        <w:ind w:left="5760" w:hanging="480"/>
       </w:pPr>
     </w:lvl>
     <w:lvl w:ilvl="8">
@@ -5315,12 +5737,12 @@
       <w:lvlText w:val="(%9)"/>
       <w:lvlJc w:val="left"/>
       <w:pPr>
-        <w:ind w:left="6480" w:hanging="360"/>
+        <w:ind w:left="6480" w:hanging="480"/>
       </w:pPr>
     </w:lvl>
   </w:abstractNum>
   <w:abstractNum w:abstractNumId="99733">
-    <w:nsid w:val="00A99733"/>
+    <w:nsid w:val="A99733"/>
     <w:multiLevelType w:val="multilevel"/>
     <w:lvl w:ilvl="0">
       <w:start w:val="3"/>
@@ -5328,7 +5750,7 @@
       <w:lvlText w:val="(%1)"/>
       <w:lvlJc w:val="left"/>
       <w:pPr>
-        <w:ind w:left="720" w:hanging="360"/>
+        <w:ind w:left="720" w:hanging="480"/>
       </w:pPr>
     </w:lvl>
     <w:lvl w:ilvl="1">
@@ -5337,7 +5759,7 @@
       <w:lvlText w:val="(%2)"/>
       <w:lvlJc w:val="left"/>
       <w:pPr>
-        <w:ind w:left="1440" w:hanging="360"/>
+        <w:ind w:left="1440" w:hanging="480"/>
       </w:pPr>
     </w:lvl>
     <w:lvl w:ilvl="2">
@@ -5346,7 +5768,7 @@
       <w:lvlText w:val="(%3)"/>
       <w:lvlJc w:val="left"/>
       <w:pPr>
-        <w:ind w:left="2160" w:hanging="360"/>
+        <w:ind w:left="2160" w:hanging="480"/>
       </w:pPr>
     </w:lvl>
     <w:lvl w:ilvl="3">
@@ -5355,7 +5777,7 @@
       <w:lvlText w:val="(%4)"/>
       <w:lvlJc w:val="left"/>
       <w:pPr>
-        <w:ind w:left="2880" w:hanging="360"/>
+        <w:ind w:left="2880" w:hanging="480"/>
       </w:pPr>
     </w:lvl>
     <w:lvl w:ilvl="4">
@@ -5364,7 +5786,7 @@
       <w:lvlText w:val="(%5)"/>
       <w:lvlJc w:val="left"/>
       <w:pPr>
-        <w:ind w:left="3600" w:hanging="360"/>
+        <w:ind w:left="3600" w:hanging="480"/>
       </w:pPr>
     </w:lvl>
     <w:lvl w:ilvl="5">
@@ -5373,7 +5795,7 @@
       <w:lvlText w:val="(%6)"/>
       <w:lvlJc w:val="left"/>
       <w:pPr>
-        <w:ind w:left="4320" w:hanging="360"/>
+        <w:ind w:left="4320" w:hanging="480"/>
       </w:pPr>
     </w:lvl>
     <w:lvl w:ilvl="6">
@@ -5382,7 +5804,7 @@
       <w:lvlText w:val="(%7)"/>
       <w:lvlJc w:val="left"/>
       <w:pPr>
-        <w:ind w:left="5040" w:hanging="360"/>
+        <w:ind w:left="5040" w:hanging="480"/>
       </w:pPr>
     </w:lvl>
     <w:lvl w:ilvl="7">
@@ -5391,7 +5813,7 @@
       <w:lvlText w:val="(%8)"/>
       <w:lvlJc w:val="left"/>
       <w:pPr>
-        <w:ind w:left="5760" w:hanging="360"/>
+        <w:ind w:left="5760" w:hanging="480"/>
       </w:pPr>
     </w:lvl>
     <w:lvl w:ilvl="8">
@@ -5400,12 +5822,12 @@
       <w:lvlText w:val="(%9)"/>
       <w:lvlJc w:val="left"/>
       <w:pPr>
-        <w:ind w:left="6480" w:hanging="360"/>
+        <w:ind w:left="6480" w:hanging="480"/>
       </w:pPr>
     </w:lvl>
   </w:abstractNum>
   <w:abstractNum w:abstractNumId="99734">
-    <w:nsid w:val="00A99734"/>
+    <w:nsid w:val="A99734"/>
     <w:multiLevelType w:val="multilevel"/>
     <w:lvl w:ilvl="0">
       <w:start w:val="4"/>
@@ -5413,7 +5835,7 @@
       <w:lvlText w:val="(%1)"/>
       <w:lvlJc w:val="left"/>
       <w:pPr>
-        <w:ind w:left="720" w:hanging="360"/>
+        <w:ind w:left="720" w:hanging="480"/>
       </w:pPr>
     </w:lvl>
     <w:lvl w:ilvl="1">
@@ -5422,7 +5844,7 @@
       <w:lvlText w:val="(%2)"/>
       <w:lvlJc w:val="left"/>
       <w:pPr>
-        <w:ind w:left="1440" w:hanging="360"/>
+        <w:ind w:left="1440" w:hanging="480"/>
       </w:pPr>
     </w:lvl>
     <w:lvl w:ilvl="2">
@@ -5431,7 +5853,7 @@
       <w:lvlText w:val="(%3)"/>
       <w:lvlJc w:val="left"/>
       <w:pPr>
-        <w:ind w:left="2160" w:hanging="360"/>
+        <w:ind w:left="2160" w:hanging="480"/>
       </w:pPr>
     </w:lvl>
     <w:lvl w:ilvl="3">
@@ -5440,7 +5862,7 @@
       <w:lvlText w:val="(%4)"/>
       <w:lvlJc w:val="left"/>
       <w:pPr>
-        <w:ind w:left="2880" w:hanging="360"/>
+        <w:ind w:left="2880" w:hanging="480"/>
       </w:pPr>
     </w:lvl>
     <w:lvl w:ilvl="4">
@@ -5449,7 +5871,7 @@
       <w:lvlText w:val="(%5)"/>
       <w:lvlJc w:val="left"/>
       <w:pPr>
-        <w:ind w:left="3600" w:hanging="360"/>
+        <w:ind w:left="3600" w:hanging="480"/>
       </w:pPr>
     </w:lvl>
     <w:lvl w:ilvl="5">
@@ -5458,7 +5880,7 @@
       <w:lvlText w:val="(%6)"/>
       <w:lvlJc w:val="left"/>
       <w:pPr>
-        <w:ind w:left="4320" w:hanging="360"/>
+        <w:ind w:left="4320" w:hanging="480"/>
       </w:pPr>
     </w:lvl>
     <w:lvl w:ilvl="6">
@@ -5467,7 +5889,7 @@
       <w:lvlText w:val="(%7)"/>
       <w:lvlJc w:val="left"/>
       <w:pPr>
-        <w:ind w:left="5040" w:hanging="360"/>
+        <w:ind w:left="5040" w:hanging="480"/>
       </w:pPr>
     </w:lvl>
     <w:lvl w:ilvl="7">
@@ -5476,7 +5898,7 @@
       <w:lvlText w:val="(%8)"/>
       <w:lvlJc w:val="left"/>
       <w:pPr>
-        <w:ind w:left="5760" w:hanging="360"/>
+        <w:ind w:left="5760" w:hanging="480"/>
       </w:pPr>
     </w:lvl>
     <w:lvl w:ilvl="8">
@@ -5485,12 +5907,12 @@
       <w:lvlText w:val="(%9)"/>
       <w:lvlJc w:val="left"/>
       <w:pPr>
-        <w:ind w:left="6480" w:hanging="360"/>
+        <w:ind w:left="6480" w:hanging="480"/>
       </w:pPr>
     </w:lvl>
   </w:abstractNum>
   <w:abstractNum w:abstractNumId="99735">
-    <w:nsid w:val="00A99735"/>
+    <w:nsid w:val="A99735"/>
     <w:multiLevelType w:val="multilevel"/>
     <w:lvl w:ilvl="0">
       <w:start w:val="5"/>
@@ -5498,7 +5920,7 @@
       <w:lvlText w:val="(%1)"/>
       <w:lvlJc w:val="left"/>
       <w:pPr>
-        <w:ind w:left="720" w:hanging="360"/>
+        <w:ind w:left="720" w:hanging="480"/>
       </w:pPr>
     </w:lvl>
     <w:lvl w:ilvl="1">
@@ -5507,7 +5929,7 @@
       <w:lvlText w:val="(%2)"/>
       <w:lvlJc w:val="left"/>
       <w:pPr>
-        <w:ind w:left="1440" w:hanging="360"/>
+        <w:ind w:left="1440" w:hanging="480"/>
       </w:pPr>
     </w:lvl>
     <w:lvl w:ilvl="2">
@@ -5516,7 +5938,7 @@
       <w:lvlText w:val="(%3)"/>
       <w:lvlJc w:val="left"/>
       <w:pPr>
-        <w:ind w:left="2160" w:hanging="360"/>
+        <w:ind w:left="2160" w:hanging="480"/>
       </w:pPr>
     </w:lvl>
     <w:lvl w:ilvl="3">
@@ -5525,7 +5947,7 @@
       <w:lvlText w:val="(%4)"/>
       <w:lvlJc w:val="left"/>
       <w:pPr>
-        <w:ind w:left="2880" w:hanging="360"/>
+        <w:ind w:left="2880" w:hanging="480"/>
       </w:pPr>
     </w:lvl>
     <w:lvl w:ilvl="4">
@@ -5534,7 +5956,7 @@
       <w:lvlText w:val="(%5)"/>
       <w:lvlJc w:val="left"/>
       <w:pPr>
-        <w:ind w:left="3600" w:hanging="360"/>
+        <w:ind w:left="3600" w:hanging="480"/>
       </w:pPr>
     </w:lvl>
     <w:lvl w:ilvl="5">
@@ -5543,7 +5965,7 @@
       <w:lvlText w:val="(%6)"/>
       <w:lvlJc w:val="left"/>
       <w:pPr>
-        <w:ind w:left="4320" w:hanging="360"/>
+        <w:ind w:left="4320" w:hanging="480"/>
       </w:pPr>
     </w:lvl>
     <w:lvl w:ilvl="6">
@@ -5552,7 +5974,7 @@
       <w:lvlText w:val="(%7)"/>
       <w:lvlJc w:val="left"/>
       <w:pPr>
-        <w:ind w:left="5040" w:hanging="360"/>
+        <w:ind w:left="5040" w:hanging="480"/>
       </w:pPr>
     </w:lvl>
     <w:lvl w:ilvl="7">
@@ -5561,7 +5983,7 @@
       <w:lvlText w:val="(%8)"/>
       <w:lvlJc w:val="left"/>
       <w:pPr>
-        <w:ind w:left="5760" w:hanging="360"/>
+        <w:ind w:left="5760" w:hanging="480"/>
       </w:pPr>
     </w:lvl>
     <w:lvl w:ilvl="8">
@@ -5570,12 +5992,12 @@
       <w:lvlText w:val="(%9)"/>
       <w:lvlJc w:val="left"/>
       <w:pPr>
-        <w:ind w:left="6480" w:hanging="360"/>
+        <w:ind w:left="6480" w:hanging="480"/>
       </w:pPr>
     </w:lvl>
   </w:abstractNum>
   <w:abstractNum w:abstractNumId="99736">
-    <w:nsid w:val="00A99736"/>
+    <w:nsid w:val="A99736"/>
     <w:multiLevelType w:val="multilevel"/>
     <w:lvl w:ilvl="0">
       <w:start w:val="6"/>
@@ -5583,7 +6005,7 @@
       <w:lvlText w:val="(%1)"/>
       <w:lvlJc w:val="left"/>
       <w:pPr>
-        <w:ind w:left="720" w:hanging="360"/>
+        <w:ind w:left="720" w:hanging="480"/>
       </w:pPr>
     </w:lvl>
     <w:lvl w:ilvl="1">
@@ -5592,7 +6014,7 @@
       <w:lvlText w:val="(%2)"/>
       <w:lvlJc w:val="left"/>
       <w:pPr>
-        <w:ind w:left="1440" w:hanging="360"/>
+        <w:ind w:left="1440" w:hanging="480"/>
       </w:pPr>
     </w:lvl>
     <w:lvl w:ilvl="2">
@@ -5601,7 +6023,7 @@
       <w:lvlText w:val="(%3)"/>
       <w:lvlJc w:val="left"/>
       <w:pPr>
-        <w:ind w:left="2160" w:hanging="360"/>
+        <w:ind w:left="2160" w:hanging="480"/>
       </w:pPr>
     </w:lvl>
     <w:lvl w:ilvl="3">
@@ -5610,7 +6032,7 @@
       <w:lvlText w:val="(%4)"/>
       <w:lvlJc w:val="left"/>
       <w:pPr>
-        <w:ind w:left="2880" w:hanging="360"/>
+        <w:ind w:left="2880" w:hanging="480"/>
       </w:pPr>
     </w:lvl>
     <w:lvl w:ilvl="4">
@@ -5619,7 +6041,7 @@
       <w:lvlText w:val="(%5)"/>
       <w:lvlJc w:val="left"/>
       <w:pPr>
-        <w:ind w:left="3600" w:hanging="360"/>
+        <w:ind w:left="3600" w:hanging="480"/>
       </w:pPr>
     </w:lvl>
     <w:lvl w:ilvl="5">
@@ -5628,7 +6050,7 @@
       <w:lvlText w:val="(%6)"/>
       <w:lvlJc w:val="left"/>
       <w:pPr>
-        <w:ind w:left="4320" w:hanging="360"/>
+        <w:ind w:left="4320" w:hanging="480"/>
       </w:pPr>
     </w:lvl>
     <w:lvl w:ilvl="6">
@@ -5637,7 +6059,7 @@
       <w:lvlText w:val="(%7)"/>
       <w:lvlJc w:val="left"/>
       <w:pPr>
-        <w:ind w:left="5040" w:hanging="360"/>
+        <w:ind w:left="5040" w:hanging="480"/>
       </w:pPr>
     </w:lvl>
     <w:lvl w:ilvl="7">
@@ -5646,7 +6068,7 @@
       <w:lvlText w:val="(%8)"/>
       <w:lvlJc w:val="left"/>
       <w:pPr>
-        <w:ind w:left="5760" w:hanging="360"/>
+        <w:ind w:left="5760" w:hanging="480"/>
       </w:pPr>
     </w:lvl>
     <w:lvl w:ilvl="8">
@@ -5655,7 +6077,7 @@
       <w:lvlText w:val="(%9)"/>
       <w:lvlJc w:val="left"/>
       <w:pPr>
-        <w:ind w:left="6480" w:hanging="360"/>
+        <w:ind w:left="6480" w:hanging="480"/>
       </w:pPr>
     </w:lvl>
   </w:abstractNum>
@@ -6204,10 +6626,10 @@
     <w:name w:val="Body Text"/>
     <w:basedOn w:val="Normal"/>
     <w:link w:val="BodyTextChar"/>
-    <w:qFormat/>
     <w:pPr>
       <w:spacing w:after="180" w:before="180"/>
     </w:pPr>
+    <w:qFormat/>
   </w:style>
   <w:style w:customStyle="1" w:styleId="FirstParagraph" w:type="paragraph">
     <w:name w:val="First Paragraph"/>
@@ -6227,111 +6649,57 @@
     <w:name w:val="Title"/>
     <w:basedOn w:val="Normal"/>
     <w:next w:val="BodyText"/>
-    <w:link w:val="TitleChar"/>
-    <w:uiPriority w:val="10"/>
     <w:qFormat/>
-    <w:rsid w:val="00A10FD9"/>
     <w:pPr>
-      <w:spacing w:after="80" w:line="240" w:lineRule="auto"/>
-      <w:contextualSpacing/>
+      <w:keepNext/>
+      <w:keepLines/>
+      <w:spacing w:after="240" w:before="480"/>
       <w:jc w:val="center"/>
     </w:pPr>
     <w:rPr>
       <w:rFonts w:asciiTheme="majorHAnsi" w:cstheme="majorBidi" w:eastAsiaTheme="majorEastAsia" w:hAnsiTheme="majorHAnsi"/>
-      <w:sz w:val="56"/>
-      <w:szCs w:val="56"/>
-    </w:rPr>
-  </w:style>
-  <w:style w:customStyle="1" w:styleId="TitleChar" w:type="character">
-    <w:name w:val="Title Char"/>
-    <w:basedOn w:val="DefaultParagraphFont"/>
-    <w:link w:val="Title"/>
-    <w:uiPriority w:val="10"/>
-    <w:rsid w:val="00A10FD9"/>
-    <w:rPr>
-      <w:rFonts w:asciiTheme="majorHAnsi" w:cstheme="majorBidi" w:eastAsiaTheme="majorEastAsia" w:hAnsiTheme="majorHAnsi"/>
-      <w:sz w:val="56"/>
-      <w:szCs w:val="56"/>
+      <w:b/>
+      <w:bCs/>
+      <w:color w:themeColor="accent1" w:themeShade="B5" w:val="345A8A"/>
+      <w:sz w:val="36"/>
+      <w:szCs w:val="36"/>
     </w:rPr>
   </w:style>
   <w:style w:styleId="Subtitle" w:type="paragraph">
     <w:name w:val="Subtitle"/>
     <w:basedOn w:val="Title"/>
     <w:next w:val="BodyText"/>
-    <w:link w:val="SubtitleChar"/>
-    <w:uiPriority w:val="11"/>
     <w:qFormat/>
-    <w:rsid w:val="00A10FD9"/>
     <w:pPr>
-      <w:numPr>
-        <w:ilvl w:val="1"/>
-      </w:numPr>
+      <w:keepNext/>
+      <w:keepLines/>
+      <w:spacing w:after="240" w:before="240"/>
+      <w:jc w:val="center"/>
     </w:pPr>
     <w:rPr>
-      <w:rFonts w:cstheme="majorBidi" w:eastAsiaTheme="majorEastAsia"/>
-      <w:spacing w:val="15"/>
-      <w:sz w:val="28"/>
-      <w:szCs w:val="28"/>
-    </w:rPr>
-  </w:style>
-  <w:style w:customStyle="1" w:styleId="SubtitleChar" w:type="character">
-    <w:name w:val="Subtitle Char"/>
-    <w:basedOn w:val="DefaultParagraphFont"/>
-    <w:link w:val="Subtitle"/>
-    <w:uiPriority w:val="11"/>
-    <w:rsid w:val="00A10FD9"/>
-    <w:rPr>
-      <w:rFonts w:cstheme="majorBidi" w:eastAsiaTheme="majorEastAsia"/>
-      <w:color w:themeColor="text1" w:themeTint="A6" w:val="595959"/>
-      <w:spacing w:val="15"/>
-      <w:sz w:val="28"/>
-      <w:szCs w:val="28"/>
+      <w:sz w:val="30"/>
+      <w:szCs w:val="30"/>
     </w:rPr>
   </w:style>
   <w:style w:customStyle="1" w:styleId="Author" w:type="paragraph">
     <w:name w:val="Author"/>
-    <w:basedOn w:val="Title"/>
     <w:next w:val="BodyText"/>
     <w:qFormat/>
     <w:pPr>
       <w:keepNext/>
       <w:keepLines/>
+      <w:jc w:val="center"/>
     </w:pPr>
-    <w:rPr>
-      <w:sz w:val="24"/>
-      <w:szCs w:val="24"/>
-    </w:rPr>
   </w:style>
   <w:style w:styleId="Date" w:type="paragraph">
     <w:name w:val="Date"/>
-    <w:basedOn w:val="Title"/>
     <w:next w:val="BodyText"/>
     <w:qFormat/>
     <w:pPr>
       <w:keepNext/>
       <w:keepLines/>
-    </w:pPr>
-    <w:rPr>
-      <w:sz w:val="24"/>
-      <w:szCs w:val="24"/>
-    </w:rPr>
-  </w:style>
-  <w:style w:customStyle="1" w:styleId="AbstractTitle" w:type="paragraph">
-    <w:name w:val="Abstract Title"/>
-    <w:basedOn w:val="Normal"/>
-    <w:next w:val="Abstract"/>
-    <w:qFormat/>
-    <w:pPr>
-      <w:keepNext/>
-      <w:keepLines/>
-      <w:spacing w:after="0" w:before="300"/>
       <w:jc w:val="center"/>
     </w:pPr>
-    <w:rPr>
-      <w:b/>
-      <w:sz w:val="20"/>
-      <w:szCs w:val="20"/>
-    </w:rPr>
   </w:style>
   <w:style w:customStyle="1" w:styleId="Abstract" w:type="paragraph">
     <w:name w:val="Abstract"/>
@@ -6341,7 +6709,7 @@
     <w:pPr>
       <w:keepNext/>
       <w:keepLines/>
-      <w:spacing w:after="300" w:before="100"/>
+      <w:spacing w:after="300" w:before="300"/>
     </w:pPr>
     <w:rPr>
       <w:sz w:val="20"/>
@@ -6357,321 +6725,191 @@
     <w:rPr/>
   </w:style>
   <w:style w:styleId="Heading1" w:type="paragraph">
-    <w:name w:val="heading 1"/>
+    <w:name w:val="Heading 1"/>
     <w:basedOn w:val="Normal"/>
     <w:next w:val="BodyText"/>
-    <w:link w:val="Heading1Char"/>
     <w:uiPriority w:val="9"/>
     <w:qFormat/>
-    <w:rsid w:val="00A10FD9"/>
     <w:pPr>
       <w:keepNext/>
       <w:keepLines/>
-      <w:spacing w:after="80" w:before="360"/>
+      <w:spacing w:after="0" w:before="480"/>
       <w:outlineLvl w:val="0"/>
     </w:pPr>
     <w:rPr>
       <w:rFonts w:asciiTheme="majorHAnsi" w:cstheme="majorBidi" w:eastAsiaTheme="majorEastAsia" w:hAnsiTheme="majorHAnsi"/>
-      <w:color w:themeColor="accent1" w:themeShade="BF" w:val="0F4761"/>
-      <w:sz w:val="40"/>
-      <w:szCs w:val="40"/>
+      <w:b/>
+      <w:bCs/>
+      <w:color w:themeColor="accent1" w:val="4F81BD"/>
+      <w:sz w:val="32"/>
+      <w:szCs w:val="32"/>
     </w:rPr>
   </w:style>
   <w:style w:styleId="Heading2" w:type="paragraph">
-    <w:name w:val="heading 2"/>
+    <w:name w:val="Heading 2"/>
     <w:basedOn w:val="Normal"/>
     <w:next w:val="BodyText"/>
-    <w:link w:val="Heading2Char"/>
     <w:uiPriority w:val="9"/>
-    <w:semiHidden/>
     <w:unhideWhenUsed/>
     <w:qFormat/>
-    <w:rsid w:val="00A10FD9"/>
     <w:pPr>
       <w:keepNext/>
       <w:keepLines/>
-      <w:spacing w:after="80" w:before="160"/>
+      <w:spacing w:after="0" w:before="200"/>
       <w:outlineLvl w:val="1"/>
     </w:pPr>
     <w:rPr>
       <w:rFonts w:asciiTheme="majorHAnsi" w:cstheme="majorBidi" w:eastAsiaTheme="majorEastAsia" w:hAnsiTheme="majorHAnsi"/>
-      <w:color w:themeColor="accent1" w:themeShade="BF" w:val="0F4761"/>
-      <w:sz w:val="32"/>
-      <w:szCs w:val="32"/>
-    </w:rPr>
-  </w:style>
-  <w:style w:styleId="Heading3" w:type="paragraph">
-    <w:name w:val="heading 3"/>
-    <w:basedOn w:val="Normal"/>
-    <w:next w:val="BodyText"/>
-    <w:link w:val="Heading3Char"/>
-    <w:uiPriority w:val="9"/>
-    <w:semiHidden/>
-    <w:unhideWhenUsed/>
-    <w:qFormat/>
-    <w:rsid w:val="00A10FD9"/>
-    <w:pPr>
-      <w:keepNext/>
-      <w:keepLines/>
-      <w:spacing w:after="80" w:before="160"/>
-      <w:outlineLvl w:val="2"/>
-    </w:pPr>
-    <w:rPr>
-      <w:rFonts w:cstheme="majorBidi" w:eastAsiaTheme="majorEastAsia"/>
-      <w:color w:themeColor="accent1" w:themeShade="BF" w:val="0F4761"/>
+      <w:b/>
+      <w:bCs/>
+      <w:color w:themeColor="accent1" w:val="4F81BD"/>
       <w:sz w:val="28"/>
       <w:szCs w:val="28"/>
     </w:rPr>
   </w:style>
-  <w:style w:styleId="Heading4" w:type="paragraph">
-    <w:name w:val="heading 4"/>
+  <w:style w:styleId="Heading3" w:type="paragraph">
+    <w:name w:val="Heading 3"/>
     <w:basedOn w:val="Normal"/>
     <w:next w:val="BodyText"/>
-    <w:link w:val="Heading4Char"/>
     <w:uiPriority w:val="9"/>
-    <w:semiHidden/>
     <w:unhideWhenUsed/>
     <w:qFormat/>
-    <w:rsid w:val="00A10FD9"/>
     <w:pPr>
       <w:keepNext/>
       <w:keepLines/>
-      <w:spacing w:after="40" w:before="80"/>
+      <w:spacing w:after="0" w:before="200"/>
+      <w:outlineLvl w:val="2"/>
+    </w:pPr>
+    <w:rPr>
+      <w:rFonts w:asciiTheme="majorHAnsi" w:cstheme="majorBidi" w:eastAsiaTheme="majorEastAsia" w:hAnsiTheme="majorHAnsi"/>
+      <w:b/>
+      <w:bCs/>
+      <w:color w:themeColor="accent1" w:val="4F81BD"/>
+      <w:sz w:val="24"/>
+      <w:szCs w:val="24"/>
+    </w:rPr>
+  </w:style>
+  <w:style w:styleId="Heading4" w:type="paragraph">
+    <w:name w:val="Heading 4"/>
+    <w:basedOn w:val="Normal"/>
+    <w:next w:val="BodyText"/>
+    <w:uiPriority w:val="9"/>
+    <w:unhideWhenUsed/>
+    <w:qFormat/>
+    <w:pPr>
+      <w:keepNext/>
+      <w:keepLines/>
+      <w:spacing w:after="0" w:before="200"/>
       <w:outlineLvl w:val="3"/>
     </w:pPr>
     <w:rPr>
-      <w:rFonts w:cstheme="majorBidi" w:eastAsiaTheme="majorEastAsia"/>
+      <w:rFonts w:asciiTheme="majorHAnsi" w:cstheme="majorBidi" w:eastAsiaTheme="majorEastAsia" w:hAnsiTheme="majorHAnsi"/>
       <w:i/>
-      <w:iCs/>
-      <w:color w:themeColor="accent1" w:themeShade="BF" w:val="0F4761"/>
+      <w:bCs/>
+      <w:color w:themeColor="accent1" w:val="4F81BD"/>
+      <w:sz w:val="24"/>
+      <w:szCs w:val="24"/>
     </w:rPr>
   </w:style>
   <w:style w:styleId="Heading5" w:type="paragraph">
-    <w:name w:val="heading 5"/>
+    <w:name w:val="Heading 5"/>
     <w:basedOn w:val="Normal"/>
     <w:next w:val="BodyText"/>
-    <w:link w:val="Heading5Char"/>
     <w:uiPriority w:val="9"/>
-    <w:semiHidden/>
     <w:unhideWhenUsed/>
     <w:qFormat/>
-    <w:rsid w:val="00A10FD9"/>
     <w:pPr>
       <w:keepNext/>
       <w:keepLines/>
-      <w:spacing w:after="40" w:before="80"/>
+      <w:spacing w:after="0" w:before="200"/>
       <w:outlineLvl w:val="4"/>
     </w:pPr>
     <w:rPr>
-      <w:rFonts w:cstheme="majorBidi" w:eastAsiaTheme="majorEastAsia"/>
-      <w:color w:themeColor="accent1" w:themeShade="BF" w:val="0F4761"/>
+      <w:rFonts w:asciiTheme="majorHAnsi" w:cstheme="majorBidi" w:eastAsiaTheme="majorEastAsia" w:hAnsiTheme="majorHAnsi"/>
+      <w:iCs/>
+      <w:color w:themeColor="accent1" w:val="4F81BD"/>
+      <w:sz w:val="24"/>
+      <w:szCs w:val="24"/>
     </w:rPr>
   </w:style>
   <w:style w:styleId="Heading6" w:type="paragraph">
-    <w:name w:val="heading 6"/>
+    <w:name w:val="Heading 6"/>
     <w:basedOn w:val="Normal"/>
     <w:next w:val="BodyText"/>
-    <w:link w:val="Heading6Char"/>
     <w:uiPriority w:val="9"/>
-    <w:semiHidden/>
     <w:unhideWhenUsed/>
     <w:qFormat/>
-    <w:rsid w:val="00A10FD9"/>
     <w:pPr>
       <w:keepNext/>
       <w:keepLines/>
-      <w:spacing w:after="0" w:before="40"/>
+      <w:spacing w:after="0" w:before="200"/>
       <w:outlineLvl w:val="5"/>
     </w:pPr>
     <w:rPr>
-      <w:rFonts w:cstheme="majorBidi" w:eastAsiaTheme="majorEastAsia"/>
-      <w:i/>
-      <w:iCs/>
-      <w:color w:themeColor="text1" w:themeTint="A6" w:val="595959"/>
+      <w:rFonts w:asciiTheme="majorHAnsi" w:cstheme="majorBidi" w:eastAsiaTheme="majorEastAsia" w:hAnsiTheme="majorHAnsi"/>
+      <w:color w:themeColor="accent1" w:val="4F81BD"/>
+      <w:sz w:val="24"/>
+      <w:szCs w:val="24"/>
     </w:rPr>
   </w:style>
   <w:style w:styleId="Heading7" w:type="paragraph">
-    <w:name w:val="heading 7"/>
+    <w:name w:val="Heading 7"/>
     <w:basedOn w:val="Normal"/>
     <w:next w:val="BodyText"/>
-    <w:link w:val="Heading7Char"/>
     <w:uiPriority w:val="9"/>
-    <w:semiHidden/>
     <w:unhideWhenUsed/>
     <w:qFormat/>
-    <w:rsid w:val="00A10FD9"/>
     <w:pPr>
       <w:keepNext/>
       <w:keepLines/>
-      <w:spacing w:after="0" w:before="40"/>
+      <w:spacing w:after="0" w:before="200"/>
       <w:outlineLvl w:val="6"/>
     </w:pPr>
     <w:rPr>
-      <w:rFonts w:cstheme="majorBidi" w:eastAsiaTheme="majorEastAsia"/>
-      <w:color w:themeColor="text1" w:themeTint="A6" w:val="595959"/>
+      <w:rFonts w:asciiTheme="majorHAnsi" w:cstheme="majorBidi" w:eastAsiaTheme="majorEastAsia" w:hAnsiTheme="majorHAnsi"/>
+      <w:color w:themeColor="accent1" w:val="4F81BD"/>
+      <w:sz w:val="24"/>
+      <w:szCs w:val="24"/>
     </w:rPr>
   </w:style>
   <w:style w:styleId="Heading8" w:type="paragraph">
-    <w:name w:val="heading 8"/>
+    <w:name w:val="Heading 8"/>
     <w:basedOn w:val="Normal"/>
     <w:next w:val="BodyText"/>
-    <w:link w:val="Heading8Char"/>
     <w:uiPriority w:val="9"/>
-    <w:semiHidden/>
     <w:unhideWhenUsed/>
     <w:qFormat/>
-    <w:rsid w:val="00A10FD9"/>
     <w:pPr>
       <w:keepNext/>
       <w:keepLines/>
-      <w:spacing w:after="0"/>
+      <w:spacing w:after="0" w:before="200"/>
       <w:outlineLvl w:val="7"/>
     </w:pPr>
     <w:rPr>
-      <w:rFonts w:cstheme="majorBidi" w:eastAsiaTheme="majorEastAsia"/>
-      <w:i/>
-      <w:iCs/>
-      <w:color w:themeColor="text1" w:themeTint="D8" w:val="272727"/>
+      <w:rFonts w:asciiTheme="majorHAnsi" w:cstheme="majorBidi" w:eastAsiaTheme="majorEastAsia" w:hAnsiTheme="majorHAnsi"/>
+      <w:color w:themeColor="accent1" w:val="4F81BD"/>
+      <w:sz w:val="24"/>
+      <w:szCs w:val="24"/>
     </w:rPr>
   </w:style>
   <w:style w:styleId="Heading9" w:type="paragraph">
-    <w:name w:val="heading 9"/>
+    <w:name w:val="Heading 9"/>
     <w:basedOn w:val="Normal"/>
     <w:next w:val="BodyText"/>
-    <w:link w:val="Heading9Char"/>
     <w:uiPriority w:val="9"/>
-    <w:semiHidden/>
     <w:unhideWhenUsed/>
     <w:qFormat/>
-    <w:rsid w:val="00A10FD9"/>
     <w:pPr>
       <w:keepNext/>
       <w:keepLines/>
-      <w:spacing w:after="0"/>
+      <w:spacing w:after="0" w:before="200"/>
       <w:outlineLvl w:val="8"/>
     </w:pPr>
     <w:rPr>
-      <w:rFonts w:cstheme="majorBidi" w:eastAsiaTheme="majorEastAsia"/>
-      <w:color w:themeColor="text1" w:themeTint="D8" w:val="272727"/>
-    </w:rPr>
-  </w:style>
-  <w:style w:customStyle="1" w:styleId="Heading1Char" w:type="character">
-    <w:name w:val="Heading 1 Char"/>
-    <w:basedOn w:val="DefaultParagraphFont"/>
-    <w:link w:val="Heading1"/>
-    <w:uiPriority w:val="9"/>
-    <w:rsid w:val="00A10FD9"/>
-    <w:rPr>
       <w:rFonts w:asciiTheme="majorHAnsi" w:cstheme="majorBidi" w:eastAsiaTheme="majorEastAsia" w:hAnsiTheme="majorHAnsi"/>
-      <w:color w:themeColor="accent1" w:themeShade="BF" w:val="0F4761"/>
-      <w:sz w:val="40"/>
-      <w:szCs w:val="40"/>
-    </w:rPr>
-  </w:style>
-  <w:style w:customStyle="1" w:styleId="Heading2Char" w:type="character">
-    <w:name w:val="Heading 2 Char"/>
-    <w:basedOn w:val="DefaultParagraphFont"/>
-    <w:link w:val="Heading2"/>
-    <w:uiPriority w:val="9"/>
-    <w:semiHidden/>
-    <w:rsid w:val="00A10FD9"/>
-    <w:rPr>
-      <w:rFonts w:asciiTheme="majorHAnsi" w:cstheme="majorBidi" w:eastAsiaTheme="majorEastAsia" w:hAnsiTheme="majorHAnsi"/>
-      <w:color w:themeColor="accent1" w:themeShade="BF" w:val="0F4761"/>
-      <w:sz w:val="32"/>
-      <w:szCs w:val="32"/>
-    </w:rPr>
-  </w:style>
-  <w:style w:customStyle="1" w:styleId="Heading3Char" w:type="character">
-    <w:name w:val="Heading 3 Char"/>
-    <w:basedOn w:val="DefaultParagraphFont"/>
-    <w:link w:val="Heading3"/>
-    <w:uiPriority w:val="9"/>
-    <w:semiHidden/>
-    <w:rsid w:val="00A10FD9"/>
-    <w:rPr>
-      <w:rFonts w:cstheme="majorBidi" w:eastAsiaTheme="majorEastAsia"/>
-      <w:color w:themeColor="accent1" w:themeShade="BF" w:val="0F4761"/>
-      <w:sz w:val="28"/>
-      <w:szCs w:val="28"/>
-    </w:rPr>
-  </w:style>
-  <w:style w:customStyle="1" w:styleId="Heading4Char" w:type="character">
-    <w:name w:val="Heading 4 Char"/>
-    <w:basedOn w:val="DefaultParagraphFont"/>
-    <w:link w:val="Heading4"/>
-    <w:uiPriority w:val="9"/>
-    <w:semiHidden/>
-    <w:rsid w:val="00A10FD9"/>
-    <w:rPr>
-      <w:rFonts w:cstheme="majorBidi" w:eastAsiaTheme="majorEastAsia"/>
-      <w:i/>
-      <w:iCs/>
-      <w:color w:themeColor="accent1" w:themeShade="BF" w:val="0F4761"/>
-    </w:rPr>
-  </w:style>
-  <w:style w:customStyle="1" w:styleId="Heading5Char" w:type="character">
-    <w:name w:val="Heading 5 Char"/>
-    <w:basedOn w:val="DefaultParagraphFont"/>
-    <w:link w:val="Heading5"/>
-    <w:uiPriority w:val="9"/>
-    <w:semiHidden/>
-    <w:rsid w:val="00A10FD9"/>
-    <w:rPr>
-      <w:rFonts w:cstheme="majorBidi" w:eastAsiaTheme="majorEastAsia"/>
-      <w:color w:themeColor="accent1" w:themeShade="BF" w:val="0F4761"/>
-    </w:rPr>
-  </w:style>
-  <w:style w:customStyle="1" w:styleId="Heading6Char" w:type="character">
-    <w:name w:val="Heading 6 Char"/>
-    <w:basedOn w:val="DefaultParagraphFont"/>
-    <w:link w:val="Heading6"/>
-    <w:uiPriority w:val="9"/>
-    <w:semiHidden/>
-    <w:rsid w:val="00A10FD9"/>
-    <w:rPr>
-      <w:rFonts w:cstheme="majorBidi" w:eastAsiaTheme="majorEastAsia"/>
-      <w:i/>
-      <w:iCs/>
-      <w:color w:themeColor="text1" w:themeTint="A6" w:val="595959"/>
-    </w:rPr>
-  </w:style>
-  <w:style w:customStyle="1" w:styleId="Heading7Char" w:type="character">
-    <w:name w:val="Heading 7 Char"/>
-    <w:basedOn w:val="DefaultParagraphFont"/>
-    <w:link w:val="Heading7"/>
-    <w:uiPriority w:val="9"/>
-    <w:semiHidden/>
-    <w:rsid w:val="00A10FD9"/>
-    <w:rPr>
-      <w:rFonts w:cstheme="majorBidi" w:eastAsiaTheme="majorEastAsia"/>
-      <w:color w:themeColor="text1" w:themeTint="A6" w:val="595959"/>
-    </w:rPr>
-  </w:style>
-  <w:style w:customStyle="1" w:styleId="Heading8Char" w:type="character">
-    <w:name w:val="Heading 8 Char"/>
-    <w:basedOn w:val="DefaultParagraphFont"/>
-    <w:link w:val="Heading8"/>
-    <w:uiPriority w:val="9"/>
-    <w:semiHidden/>
-    <w:rsid w:val="00A10FD9"/>
-    <w:rPr>
-      <w:rFonts w:cstheme="majorBidi" w:eastAsiaTheme="majorEastAsia"/>
-      <w:i/>
-      <w:iCs/>
-      <w:color w:themeColor="text1" w:themeTint="D8" w:val="272727"/>
-    </w:rPr>
-  </w:style>
-  <w:style w:customStyle="1" w:styleId="Heading9Char" w:type="character">
-    <w:name w:val="Heading 9 Char"/>
-    <w:basedOn w:val="DefaultParagraphFont"/>
-    <w:link w:val="Heading9"/>
-    <w:uiPriority w:val="9"/>
-    <w:semiHidden/>
-    <w:rsid w:val="00A10FD9"/>
-    <w:rPr>
-      <w:rFonts w:cstheme="majorBidi" w:eastAsiaTheme="majorEastAsia"/>
-      <w:color w:themeColor="text1" w:themeTint="D8" w:val="272727"/>
+      <w:color w:themeColor="accent1" w:val="4F81BD"/>
+      <w:sz w:val="24"/>
+      <w:szCs w:val="24"/>
     </w:rPr>
   </w:style>
   <w:style w:styleId="BlockText" w:type="paragraph">
@@ -6693,18 +6931,6 @@
     <w:uiPriority w:val="9"/>
     <w:unhideWhenUsed/>
     <w:qFormat/>
-  </w:style>
-  <w:style w:styleId="FootnoteBlockText" w:type="paragraph">
-    <w:name w:val="Footnote Block Text"/>
-    <w:basedOn w:val="FootnoteText"/>
-    <w:next w:val="FootnoteText"/>
-    <w:uiPriority w:val="9"/>
-    <w:unhideWhenUsed/>
-    <w:qFormat/>
-    <w:pPr>
-      <w:spacing w:after="100" w:before="100"/>
-      <w:ind w:firstLine="0" w:left="480" w:right="480"/>
-    </w:pPr>
   </w:style>
   <w:style w:default="1" w:styleId="DefaultParagraphFont" w:type="character">
     <w:name w:val="Default Paragraph Font"/>
@@ -6735,10 +6961,10 @@
         <w:jc w:val="left"/>
       </w:trPr>
       <w:tcPr>
+        <w:vAlign w:val="bottom"/>
         <w:tcBorders>
           <w:bottom w:val="single"/>
         </w:tcBorders>
-        <w:vAlign w:val="bottom"/>
       </w:tcPr>
     </w:tblStylePr>
   </w:style>
@@ -6854,9 +7080,9 @@
     <w:name w:val="KeywordTok"/>
     <w:basedOn w:val="VerbatimChar"/>
     <w:rPr>
-      <w:b/>
       <w:color w:val="204a87"/>
       <w:shd w:val="clear" w:fill="f8f8f8"/>
+      <w:b/>
     </w:rPr>
   </w:style>
   <w:style w:type="character" w:customStyle="1" w:styleId="DataTypeTok">
@@ -6911,9 +7137,9 @@
     <w:name w:val="SpecialCharTok"/>
     <w:basedOn w:val="VerbatimChar"/>
     <w:rPr>
-      <w:b/>
       <w:color w:val="ce5c00"/>
       <w:shd w:val="clear" w:fill="f8f8f8"/>
+      <w:b/>
     </w:rPr>
   </w:style>
   <w:style w:type="character" w:customStyle="1" w:styleId="StringTok">
@@ -6951,39 +7177,39 @@
     <w:name w:val="CommentTok"/>
     <w:basedOn w:val="VerbatimChar"/>
     <w:rPr>
-      <w:i/>
       <w:color w:val="8f5902"/>
       <w:shd w:val="clear" w:fill="f8f8f8"/>
+      <w:i/>
     </w:rPr>
   </w:style>
   <w:style w:type="character" w:customStyle="1" w:styleId="DocumentationTok">
     <w:name w:val="DocumentationTok"/>
     <w:basedOn w:val="VerbatimChar"/>
     <w:rPr>
+      <w:color w:val="8f5902"/>
+      <w:shd w:val="clear" w:fill="f8f8f8"/>
       <w:b/>
       <w:i/>
-      <w:color w:val="8f5902"/>
-      <w:shd w:val="clear" w:fill="f8f8f8"/>
     </w:rPr>
   </w:style>
   <w:style w:type="character" w:customStyle="1" w:styleId="AnnotationTok">
     <w:name w:val="AnnotationTok"/>
     <w:basedOn w:val="VerbatimChar"/>
     <w:rPr>
+      <w:color w:val="8f5902"/>
+      <w:shd w:val="clear" w:fill="f8f8f8"/>
       <w:b/>
       <w:i/>
-      <w:color w:val="8f5902"/>
-      <w:shd w:val="clear" w:fill="f8f8f8"/>
     </w:rPr>
   </w:style>
   <w:style w:type="character" w:customStyle="1" w:styleId="CommentVarTok">
     <w:name w:val="CommentVarTok"/>
     <w:basedOn w:val="VerbatimChar"/>
     <w:rPr>
+      <w:color w:val="8f5902"/>
+      <w:shd w:val="clear" w:fill="f8f8f8"/>
       <w:b/>
       <w:i/>
-      <w:color w:val="8f5902"/>
-      <w:shd w:val="clear" w:fill="f8f8f8"/>
     </w:rPr>
   </w:style>
   <w:style w:type="character" w:customStyle="1" w:styleId="OtherTok">
@@ -6998,9 +7224,9 @@
     <w:name w:val="FunctionTok"/>
     <w:basedOn w:val="VerbatimChar"/>
     <w:rPr>
-      <w:b/>
       <w:color w:val="204a87"/>
       <w:shd w:val="clear" w:fill="f8f8f8"/>
+      <w:b/>
     </w:rPr>
   </w:style>
   <w:style w:type="character" w:customStyle="1" w:styleId="VariableTok">
@@ -7015,18 +7241,18 @@
     <w:name w:val="ControlFlowTok"/>
     <w:basedOn w:val="VerbatimChar"/>
     <w:rPr>
-      <w:b/>
       <w:color w:val="204a87"/>
       <w:shd w:val="clear" w:fill="f8f8f8"/>
+      <w:b/>
     </w:rPr>
   </w:style>
   <w:style w:type="character" w:customStyle="1" w:styleId="OperatorTok">
     <w:name w:val="OperatorTok"/>
     <w:basedOn w:val="VerbatimChar"/>
     <w:rPr>
-      <w:b/>
       <w:color w:val="ce5c00"/>
       <w:shd w:val="clear" w:fill="f8f8f8"/>
+      <w:b/>
     </w:rPr>
   </w:style>
   <w:style w:type="character" w:customStyle="1" w:styleId="BuiltInTok">
@@ -7047,9 +7273,9 @@
     <w:name w:val="PreprocessorTok"/>
     <w:basedOn w:val="VerbatimChar"/>
     <w:rPr>
-      <w:i/>
       <w:color w:val="8f5902"/>
       <w:shd w:val="clear" w:fill="f8f8f8"/>
+      <w:i/>
     </w:rPr>
   </w:style>
   <w:style w:type="character" w:customStyle="1" w:styleId="AttributeTok">
@@ -7071,20 +7297,20 @@
     <w:name w:val="InformationTok"/>
     <w:basedOn w:val="VerbatimChar"/>
     <w:rPr>
+      <w:color w:val="8f5902"/>
+      <w:shd w:val="clear" w:fill="f8f8f8"/>
       <w:b/>
       <w:i/>
-      <w:color w:val="8f5902"/>
-      <w:shd w:val="clear" w:fill="f8f8f8"/>
     </w:rPr>
   </w:style>
   <w:style w:type="character" w:customStyle="1" w:styleId="WarningTok">
     <w:name w:val="WarningTok"/>
     <w:basedOn w:val="VerbatimChar"/>
     <w:rPr>
+      <w:color w:val="8f5902"/>
+      <w:shd w:val="clear" w:fill="f8f8f8"/>
       <w:b/>
       <w:i/>
-      <w:color w:val="8f5902"/>
-      <w:shd w:val="clear" w:fill="f8f8f8"/>
     </w:rPr>
   </w:style>
   <w:style w:type="character" w:customStyle="1" w:styleId="AlertTok">
@@ -7099,9 +7325,9 @@
     <w:name w:val="ErrorTok"/>
     <w:basedOn w:val="VerbatimChar"/>
     <w:rPr>
-      <w:b/>
       <w:color w:val="a40000"/>
       <w:shd w:val="clear" w:fill="f8f8f8"/>
+      <w:b/>
     </w:rPr>
   </w:style>
   <w:style w:type="character" w:customStyle="1" w:styleId="NormalTok">
@@ -7125,44 +7351,44 @@
         <a:sysClr val="window" lastClr="FFFFFF"/>
       </a:lt1>
       <a:dk2>
-        <a:srgbClr val="0E2841"/>
+        <a:srgbClr val="1F497D"/>
       </a:dk2>
       <a:lt2>
-        <a:srgbClr val="E8E8E8"/>
+        <a:srgbClr val="EEECE1"/>
       </a:lt2>
       <a:accent1>
-        <a:srgbClr val="156082"/>
+        <a:srgbClr val="4F81BD"/>
       </a:accent1>
       <a:accent2>
-        <a:srgbClr val="E97132"/>
+        <a:srgbClr val="C0504D"/>
       </a:accent2>
       <a:accent3>
-        <a:srgbClr val="196B24"/>
+        <a:srgbClr val="9BBB59"/>
       </a:accent3>
       <a:accent4>
-        <a:srgbClr val="0F9ED5"/>
+        <a:srgbClr val="8064A2"/>
       </a:accent4>
       <a:accent5>
-        <a:srgbClr val="A02B93"/>
+        <a:srgbClr val="4BACC6"/>
       </a:accent5>
       <a:accent6>
-        <a:srgbClr val="4EA72E"/>
+        <a:srgbClr val="F79646"/>
       </a:accent6>
       <a:hlink>
-        <a:srgbClr val="467886"/>
+        <a:srgbClr val="0000FF"/>
       </a:hlink>
       <a:folHlink>
-        <a:srgbClr val="96607D"/>
+        <a:srgbClr val="800080"/>
       </a:folHlink>
     </a:clrScheme>
     <a:fontScheme name="Office">
       <a:majorFont>
-        <a:latin typeface="Aptos Display" panose="02110004020202020204"/>
+        <a:latin typeface="Calibri"/>
         <a:ea typeface=""/>
         <a:cs typeface=""/>
-        <a:font script="Jpan" typeface="游ゴシック Light"/>
+        <a:font script="Jpan" typeface="ＭＳ ゴシック"/>
         <a:font script="Hang" typeface="맑은 고딕"/>
-        <a:font script="Hans" typeface="等线 Light"/>
+        <a:font script="Hans" typeface="宋体"/>
         <a:font script="Hant" typeface="新細明體"/>
         <a:font script="Arab" typeface="Times New Roman"/>
         <a:font script="Hebr" typeface="Times New Roman"/>
@@ -7189,32 +7415,14 @@
         <a:font script="Mong" typeface="Mongolian Baiti"/>
         <a:font script="Viet" typeface="Times New Roman"/>
         <a:font script="Uigh" typeface="Microsoft Uighur"/>
-        <a:font script="Geor" typeface="Sylfaen"/>
-        <a:font script="Armn" typeface="Arial"/>
-        <a:font script="Bugi" typeface="Leelawadee UI"/>
-        <a:font script="Bopo" typeface="Microsoft JhengHei"/>
-        <a:font script="Java" typeface="Javanese Text"/>
-        <a:font script="Lisu" typeface="Segoe UI"/>
-        <a:font script="Mymr" typeface="Myanmar Text"/>
-        <a:font script="Nkoo" typeface="Ebrima"/>
-        <a:font script="Olck" typeface="Nirmala UI"/>
-        <a:font script="Osma" typeface="Ebrima"/>
-        <a:font script="Phag" typeface="Phagspa"/>
-        <a:font script="Syrn" typeface="Estrangelo Edessa"/>
-        <a:font script="Syrj" typeface="Estrangelo Edessa"/>
-        <a:font script="Syre" typeface="Estrangelo Edessa"/>
-        <a:font script="Sora" typeface="Nirmala UI"/>
-        <a:font script="Tale" typeface="Microsoft Tai Le"/>
-        <a:font script="Talu" typeface="Microsoft New Tai Lue"/>
-        <a:font script="Tfng" typeface="Ebrima"/>
       </a:majorFont>
       <a:minorFont>
-        <a:latin typeface="Aptos" panose="02110004020202020204"/>
+        <a:latin typeface="Cambria"/>
         <a:ea typeface=""/>
         <a:cs typeface=""/>
-        <a:font script="Jpan" typeface="游明朝"/>
+        <a:font script="Jpan" typeface="ＭＳ 明朝"/>
         <a:font script="Hang" typeface="맑은 고딕"/>
-        <a:font script="Hans" typeface="等线"/>
+        <a:font script="Hans" typeface="宋体"/>
         <a:font script="Hant" typeface="新細明體"/>
         <a:font script="Arab" typeface="Arial"/>
         <a:font script="Hebr" typeface="Arial"/>
@@ -7241,24 +7449,6 @@
         <a:font script="Mong" typeface="Mongolian Baiti"/>
         <a:font script="Viet" typeface="Arial"/>
         <a:font script="Uigh" typeface="Microsoft Uighur"/>
-        <a:font script="Geor" typeface="Sylfaen"/>
-        <a:font script="Armn" typeface="Arial"/>
-        <a:font script="Bugi" typeface="Leelawadee UI"/>
-        <a:font script="Bopo" typeface="Microsoft JhengHei"/>
-        <a:font script="Java" typeface="Javanese Text"/>
-        <a:font script="Lisu" typeface="Segoe UI"/>
-        <a:font script="Mymr" typeface="Myanmar Text"/>
-        <a:font script="Nkoo" typeface="Ebrima"/>
-        <a:font script="Olck" typeface="Nirmala UI"/>
-        <a:font script="Osma" typeface="Ebrima"/>
-        <a:font script="Phag" typeface="Phagspa"/>
-        <a:font script="Syrn" typeface="Estrangelo Edessa"/>
-        <a:font script="Syrj" typeface="Estrangelo Edessa"/>
-        <a:font script="Syre" typeface="Estrangelo Edessa"/>
-        <a:font script="Sora" typeface="Nirmala UI"/>
-        <a:font script="Tale" typeface="Microsoft Tai Le"/>
-        <a:font script="Talu" typeface="Microsoft New Tai Lue"/>
-        <a:font script="Tfng" typeface="Ebrima"/>
       </a:minorFont>
     </a:fontScheme>
     <a:fmtScheme name="Office">
@@ -7270,141 +7460,200 @@
           <a:gsLst>
             <a:gs pos="0">
               <a:schemeClr val="phClr">
-                <a:lumMod val="110000"/>
-                <a:satMod val="105000"/>
-                <a:tint val="67000"/>
+                <a:tint val="50000"/>
+                <a:satMod val="300000"/>
               </a:schemeClr>
             </a:gs>
-            <a:gs pos="50000">
+            <a:gs pos="35000">
               <a:schemeClr val="phClr">
-                <a:lumMod val="105000"/>
-                <a:satMod val="103000"/>
-                <a:tint val="73000"/>
+                <a:tint val="37000"/>
+                <a:satMod val="300000"/>
               </a:schemeClr>
             </a:gs>
             <a:gs pos="100000">
               <a:schemeClr val="phClr">
-                <a:lumMod val="105000"/>
-                <a:satMod val="109000"/>
-                <a:tint val="81000"/>
+                <a:tint val="15000"/>
+                <a:satMod val="350000"/>
               </a:schemeClr>
             </a:gs>
           </a:gsLst>
-          <a:lin ang="5400000" scaled="0"/>
+          <a:lin ang="16200000" scaled="1"/>
         </a:gradFill>
         <a:gradFill rotWithShape="1">
           <a:gsLst>
             <a:gs pos="0">
               <a:schemeClr val="phClr">
-                <a:satMod val="103000"/>
-                <a:lumMod val="102000"/>
-                <a:tint val="94000"/>
-              </a:schemeClr>
-            </a:gs>
-            <a:gs pos="50000">
-              <a:schemeClr val="phClr">
-                <a:satMod val="110000"/>
-                <a:lumMod val="100000"/>
+                <a:tint val="100000"/>
                 <a:shade val="100000"/>
+                <a:satMod val="130000"/>
               </a:schemeClr>
             </a:gs>
             <a:gs pos="100000">
               <a:schemeClr val="phClr">
-                <a:lumMod val="99000"/>
-                <a:satMod val="120000"/>
-                <a:shade val="78000"/>
+                <a:tint val="50000"/>
+                <a:shade val="100000"/>
+                <a:satMod val="350000"/>
               </a:schemeClr>
             </a:gs>
           </a:gsLst>
-          <a:lin ang="5400000" scaled="0"/>
+          <a:lin ang="16200000" scaled="0"/>
         </a:gradFill>
       </a:fillStyleLst>
       <a:lnStyleLst>
-        <a:ln w="6350" cap="flat" cmpd="sng" algn="ctr">
+        <a:ln w="9525" cap="flat" cmpd="sng" algn="ctr">
+          <a:solidFill>
+            <a:schemeClr val="phClr">
+              <a:shade val="95000"/>
+              <a:satMod val="105000"/>
+            </a:schemeClr>
+          </a:solidFill>
+          <a:prstDash val="solid"/>
+        </a:ln>
+        <a:ln w="25400" cap="flat" cmpd="sng" algn="ctr">
           <a:solidFill>
             <a:schemeClr val="phClr"/>
           </a:solidFill>
           <a:prstDash val="solid"/>
-          <a:miter lim="800000"/>
         </a:ln>
-        <a:ln w="12700" cap="flat" cmpd="sng" algn="ctr">
+        <a:ln w="38100" cap="flat" cmpd="sng" algn="ctr">
           <a:solidFill>
             <a:schemeClr val="phClr"/>
           </a:solidFill>
           <a:prstDash val="solid"/>
-          <a:miter lim="800000"/>
-        </a:ln>
-        <a:ln w="19050" cap="flat" cmpd="sng" algn="ctr">
-          <a:solidFill>
-            <a:schemeClr val="phClr"/>
-          </a:solidFill>
-          <a:prstDash val="solid"/>
-          <a:miter lim="800000"/>
         </a:ln>
       </a:lnStyleLst>
       <a:effectStyleLst>
         <a:effectStyle>
-          <a:effectLst/>
-        </a:effectStyle>
-        <a:effectStyle>
-          <a:effectLst/>
+          <a:effectLst>
+            <a:outerShdw blurRad="40000" dist="20000" dir="5400000" rotWithShape="0">
+              <a:srgbClr val="000000">
+                <a:alpha val="38000"/>
+              </a:srgbClr>
+            </a:outerShdw>
+          </a:effectLst>
         </a:effectStyle>
         <a:effectStyle>
           <a:effectLst>
-            <a:outerShdw blurRad="57150" dist="19050" dir="5400000" algn="ctr" rotWithShape="0">
+            <a:outerShdw blurRad="40000" dist="23000" dir="5400000" rotWithShape="0">
               <a:srgbClr val="000000">
-                <a:alpha val="63000"/>
+                <a:alpha val="35000"/>
               </a:srgbClr>
             </a:outerShdw>
           </a:effectLst>
+        </a:effectStyle>
+        <a:effectStyle>
+          <a:effectLst>
+            <a:outerShdw blurRad="40000" dist="23000" dir="5400000" rotWithShape="0">
+              <a:srgbClr val="000000">
+                <a:alpha val="35000"/>
+              </a:srgbClr>
+            </a:outerShdw>
+          </a:effectLst>
+          <a:scene3d>
+            <a:camera prst="orthographicFront">
+              <a:rot lat="0" lon="0" rev="0"/>
+            </a:camera>
+            <a:lightRig rig="threePt" dir="t">
+              <a:rot lat="0" lon="0" rev="1200000"/>
+            </a:lightRig>
+          </a:scene3d>
+          <a:sp3d>
+            <a:bevelT w="63500" h="25400"/>
+          </a:sp3d>
         </a:effectStyle>
       </a:effectStyleLst>
       <a:bgFillStyleLst>
         <a:solidFill>
           <a:schemeClr val="phClr"/>
         </a:solidFill>
-        <a:solidFill>
-          <a:schemeClr val="phClr">
-            <a:tint val="95000"/>
-            <a:satMod val="170000"/>
-          </a:schemeClr>
-        </a:solidFill>
         <a:gradFill rotWithShape="1">
           <a:gsLst>
             <a:gs pos="0">
               <a:schemeClr val="phClr">
-                <a:tint val="93000"/>
-                <a:satMod val="150000"/>
-                <a:shade val="98000"/>
-                <a:lumMod val="102000"/>
+                <a:tint val="40000"/>
+                <a:satMod val="350000"/>
               </a:schemeClr>
             </a:gs>
-            <a:gs pos="50000">
+            <a:gs pos="40000">
               <a:schemeClr val="phClr">
-                <a:tint val="98000"/>
-                <a:satMod val="130000"/>
-                <a:shade val="90000"/>
-                <a:lumMod val="103000"/>
+                <a:tint val="45000"/>
+                <a:shade val="99000"/>
+                <a:satMod val="350000"/>
               </a:schemeClr>
             </a:gs>
             <a:gs pos="100000">
               <a:schemeClr val="phClr">
-                <a:shade val="63000"/>
-                <a:satMod val="120000"/>
+                <a:shade val="20000"/>
+                <a:satMod val="255000"/>
               </a:schemeClr>
             </a:gs>
           </a:gsLst>
-          <a:lin ang="5400000" scaled="0"/>
+          <a:path path="circle">
+            <a:fillToRect l="50000" t="-80000" r="50000" b="180000"/>
+          </a:path>
+        </a:gradFill>
+        <a:gradFill rotWithShape="1">
+          <a:gsLst>
+            <a:gs pos="0">
+              <a:schemeClr val="phClr">
+                <a:tint val="80000"/>
+                <a:satMod val="300000"/>
+              </a:schemeClr>
+            </a:gs>
+            <a:gs pos="100000">
+              <a:schemeClr val="phClr">
+                <a:shade val="30000"/>
+                <a:satMod val="200000"/>
+              </a:schemeClr>
+            </a:gs>
+          </a:gsLst>
+          <a:path path="circle">
+            <a:fillToRect l="50000" t="50000" r="50000" b="50000"/>
+          </a:path>
         </a:gradFill>
       </a:bgFillStyleLst>
     </a:fmtScheme>
   </a:themeElements>
-  <a:objectDefaults/>
+  <a:objectDefaults>
+    <a:spDef>
+      <a:spPr/>
+      <a:bodyPr/>
+      <a:lstStyle/>
+      <a:style>
+        <a:lnRef idx="1">
+          <a:schemeClr val="accent1"/>
+        </a:lnRef>
+        <a:fillRef idx="3">
+          <a:schemeClr val="accent1"/>
+        </a:fillRef>
+        <a:effectRef idx="2">
+          <a:schemeClr val="accent1"/>
+        </a:effectRef>
+        <a:fontRef idx="minor">
+          <a:schemeClr val="lt1"/>
+        </a:fontRef>
+      </a:style>
+    </a:spDef>
+    <a:lnDef>
+      <a:spPr/>
+      <a:bodyPr/>
+      <a:lstStyle/>
+      <a:style>
+        <a:lnRef idx="2">
+          <a:schemeClr val="accent1"/>
+        </a:lnRef>
+        <a:fillRef idx="0">
+          <a:schemeClr val="accent1"/>
+        </a:fillRef>
+        <a:effectRef idx="1">
+          <a:schemeClr val="accent1"/>
+        </a:effectRef>
+        <a:fontRef idx="minor">
+          <a:schemeClr val="tx1"/>
+        </a:fontRef>
+      </a:style>
+    </a:lnDef>
+  </a:objectDefaults>
   <a:extraClrSchemeLst/>
-  <a:extLst>
-    <a:ext uri="{05A4C25C-085E-4340-85A3-A5531E510DB2}">
-      <thm15:themeFamily xmlns:thm15="http://schemas.microsoft.com/office/thememl/2012/main" name="Office Theme" id="{2E142A2C-CD16-42D6-873A-C26D2A0506FA}" vid="{1BDDFF52-6CD6-40A5-AB3C-68EB2F1E4D0A}"/>
-    </a:ext>
-  </a:extLst>
 </a:theme>
 </file>